--- a/pr-preview/pr-30/chapters/coding-practices-tracked-changes.docx
+++ b/pr-preview/pr-30/chapters/coding-practices-tracked-changes.docx
@@ -26,7 +26,7 @@
       </w:pPr>
       <w:ins w:id="2" w:author="PR Preview" w:date="2026-01-01T00:00:00Z">
         <w:r>
-          <w:t xml:space="preserve">Last modified: 2026-10-14 02:06:18 (PDT)</w:t>
+          <w:t xml:space="preserve">Last modified: 2026-10-14 02:55:43 (PDT)</w:t>
         </w:r>
       </w:ins>
     </w:p>
@@ -25057,7 +25057,7 @@
       </w:pPr>
       <w:ins w:id="6" w:author="PR Preview" w:date="2026-01-01T00:00:00Z">
         <w:r>
-          <w:t xml:space="preserve">Rstudio (</w:t>
+          <w:t xml:space="preserve">RStudio (</w:t>
         </w:r>
       </w:ins>
       <w:hyperlink r:id="rId133">
@@ -25072,7 +25072,7 @@
       </w:hyperlink>
       <w:ins w:id="8" w:author="PR Preview" w:date="2026-01-01T00:00:00Z">
         <w:r>
-          <w:t xml:space="preserve">) supports the use of Sections and Subsections.</w:t>
+          <w:t xml:space="preserve">) supports the use of sections and subsections.</w:t>
         </w:r>
       </w:ins>
       <w:ins w:id="9" w:author="PR Preview" w:date="2026-01-01T00:00:00Z">
@@ -29998,101 +29998,265 @@
       <w:pPr>
         <w:pStyle w:val="FirstParagraph"/>
       </w:pPr>
-      <w:r>
-        <w:t xml:space="preserve">The</w:t>
-      </w:r>
-      <w:r>
-        <w:t xml:space="preserve"> </w:t>
-      </w:r>
-      <w:r>
-        <w:rPr>
-          <w:rStyle w:val="VerbatimChar"/>
-        </w:rPr>
-        <w:t xml:space="preserve">here</w:t>
-      </w:r>
-      <w:r>
-        <w:t xml:space="preserve"> </w:t>
-      </w:r>
-      <w:r>
-        <w:t xml:space="preserve">package is one great R package that helps multiple collaborators deal with the mess that is working directories within an R project structure.</w:t>
-      </w:r>
-      <w:r>
-        <w:t xml:space="preserve"> </w:t>
-      </w:r>
-      <w:r>
-        <w:t xml:space="preserve">Let’s say we have an R project at the path</w:t>
-      </w:r>
-      <w:r>
-        <w:t xml:space="preserve"> </w:t>
-      </w:r>
-      <w:r>
-        <w:rPr>
-          <w:rStyle w:val="VerbatimChar"/>
-        </w:rPr>
-        <w:t xml:space="preserve">/home/oski/Some-R-Project</w:t>
-      </w:r>
-      <w:r>
-        <w:t xml:space="preserve">.</w:t>
-      </w:r>
-      <w:r>
-        <w:t xml:space="preserve"> </w:t>
-      </w:r>
-      <w:r>
-        <w:t xml:space="preserve">My collaborator might clone the repository and work with it at some other path, such as</w:t>
-      </w:r>
-      <w:r>
-        <w:t xml:space="preserve"> </w:t>
-      </w:r>
-      <w:r>
-        <w:rPr>
-          <w:rStyle w:val="VerbatimChar"/>
-        </w:rPr>
-        <w:t xml:space="preserve">/home/bear/R-Code/Some-R-Project</w:t>
-      </w:r>
-      <w:r>
-        <w:t xml:space="preserve">.</w:t>
-      </w:r>
-      <w:r>
-        <w:t xml:space="preserve"> </w:t>
-      </w:r>
-      <w:r>
-        <w:t xml:space="preserve">Dealing with working directories and paths explicitly can be a very large pain, and as you might imagine, setting up a Config with paths requires those paths to flexibly work for all contributors to a project.</w:t>
-      </w:r>
-      <w:r>
-        <w:t xml:space="preserve"> </w:t>
-      </w:r>
-      <w:r>
-        <w:t xml:space="preserve">This is where the</w:t>
-      </w:r>
-      <w:r>
-        <w:t xml:space="preserve"> </w:t>
-      </w:r>
-      <w:r>
-        <w:rPr>
-          <w:rStyle w:val="VerbatimChar"/>
-        </w:rPr>
-        <w:t xml:space="preserve">here</w:t>
-      </w:r>
-      <w:r>
-        <w:t xml:space="preserve"> </w:t>
-      </w:r>
-      <w:r>
-        <w:t xml:space="preserve">package comes in and this a</w:t>
-      </w:r>
-      <w:r>
-        <w:t xml:space="preserve"> </w:t>
-      </w:r>
+      <w:del w:id="27" w:author="PR Preview" w:date="2026-01-01T00:00:00Z">
+        <w:r>
+          <w:delText xml:space="preserve">The</w:delText>
+        </w:r>
+      </w:del>
+      <w:del w:id="28" w:author="PR Preview" w:date="2026-01-01T00:00:00Z">
+        <w:r>
+          <w:delText xml:space="preserve"> </w:delText>
+        </w:r>
+      </w:del>
+      <w:del w:id="29" w:author="PR Preview" w:date="2026-01-01T00:00:00Z">
+        <w:r>
+          <w:rPr>
+            <w:rStyle w:val="VerbatimChar"/>
+          </w:rPr>
+          <w:delText xml:space="preserve">here</w:delText>
+        </w:r>
+      </w:del>
+      <w:del w:id="30" w:author="PR Preview" w:date="2026-01-01T00:00:00Z">
+        <w:r>
+          <w:delText xml:space="preserve"> </w:delText>
+        </w:r>
+      </w:del>
+      <w:del w:id="31" w:author="PR Preview" w:date="2026-01-01T00:00:00Z">
+        <w:r>
+          <w:delText xml:space="preserve">package is one great R package that helps multiple collaborators deal with the mess that is working directories within an R project structure. Let’s say we have an R project at the path</w:delText>
+        </w:r>
+      </w:del>
+      <w:del w:id="32" w:author="PR Preview" w:date="2026-01-01T00:00:00Z">
+        <w:r>
+          <w:delText xml:space="preserve"> </w:delText>
+        </w:r>
+      </w:del>
+      <w:del w:id="33" w:author="PR Preview" w:date="2026-01-01T00:00:00Z">
+        <w:r>
+          <w:rPr>
+            <w:rStyle w:val="VerbatimChar"/>
+          </w:rPr>
+          <w:delText xml:space="preserve">/home/oski/Some-R-Project</w:delText>
+        </w:r>
+      </w:del>
+      <w:del w:id="34" w:author="PR Preview" w:date="2026-01-01T00:00:00Z">
+        <w:r>
+          <w:delText xml:space="preserve">. My collaborator might clone the repository and work with it at some other path, such as</w:delText>
+        </w:r>
+      </w:del>
+      <w:del w:id="35" w:author="PR Preview" w:date="2026-01-01T00:00:00Z">
+        <w:r>
+          <w:delText xml:space="preserve"> </w:delText>
+        </w:r>
+      </w:del>
+      <w:del w:id="36" w:author="PR Preview" w:date="2026-01-01T00:00:00Z">
+        <w:r>
+          <w:rPr>
+            <w:rStyle w:val="VerbatimChar"/>
+          </w:rPr>
+          <w:delText xml:space="preserve">/home/bear/R-Code/Some-R-Project</w:delText>
+        </w:r>
+      </w:del>
+      <w:del w:id="37" w:author="PR Preview" w:date="2026-01-01T00:00:00Z">
+        <w:r>
+          <w:delText xml:space="preserve">. Dealing with working directories and paths explicitly can be a very large pain, and as you might imagine, setting up a Config with paths requires those paths to flexibly work for all contributors to a project. This is where the</w:delText>
+        </w:r>
+      </w:del>
+      <w:del w:id="38" w:author="PR Preview" w:date="2026-01-01T00:00:00Z">
+        <w:r>
+          <w:delText xml:space="preserve"> </w:delText>
+        </w:r>
+      </w:del>
+      <w:del w:id="39" w:author="PR Preview" w:date="2026-01-01T00:00:00Z">
+        <w:r>
+          <w:rPr>
+            <w:rStyle w:val="VerbatimChar"/>
+          </w:rPr>
+          <w:delText xml:space="preserve">here</w:delText>
+        </w:r>
+      </w:del>
+      <w:del w:id="40" w:author="PR Preview" w:date="2026-01-01T00:00:00Z">
+        <w:r>
+          <w:delText xml:space="preserve"> </w:delText>
+        </w:r>
+      </w:del>
+      <w:del w:id="41" w:author="PR Preview" w:date="2026-01-01T00:00:00Z">
+        <w:r>
+          <w:delText xml:space="preserve">package comes in and this a</w:delText>
+        </w:r>
+      </w:del>
+      <w:del w:id="42" w:author="PR Preview" w:date="2026-01-01T00:00:00Z">
+        <w:r>
+          <w:delText xml:space="preserve"> </w:delText>
+        </w:r>
+      </w:del>
+      <w:hyperlink r:id="rId9">
+        <w:del w:id="43" w:author="PR Preview" w:date="2026-01-01T00:00:00Z">
+          <w:r>
+            <w:rPr>
+              <w:rStyle w:val="Hyperlink"/>
+            </w:rPr>
+            <w:delText xml:space="preserve">great vignette describing it</w:delText>
+          </w:r>
+        </w:del>
+      </w:hyperlink>
+      <w:del w:id="44" w:author="PR Preview" w:date="2026-01-01T00:00:00Z">
+        <w:r>
+          <w:delText xml:space="preserve">.</w:delText>
+        </w:r>
+      </w:del>
+    </w:p>
+    <w:p>
+      <w:pPr>
+        <w:pStyle w:val="FirstParagraph"/>
+      </w:pPr>
+      <w:ins w:id="45" w:author="PR Preview" w:date="2026-01-01T00:00:00Z">
+        <w:r>
+          <w:t xml:space="preserve">The</w:t>
+        </w:r>
+      </w:ins>
+      <w:ins w:id="46" w:author="PR Preview" w:date="2026-01-01T00:00:00Z">
+        <w:r>
+          <w:t xml:space="preserve"> </w:t>
+        </w:r>
+      </w:ins>
+      <w:ins w:id="47" w:author="PR Preview" w:date="2026-01-01T00:00:00Z">
+        <w:r>
+          <w:rPr>
+            <w:rStyle w:val="VerbatimChar"/>
+          </w:rPr>
+          <w:t xml:space="preserve">here</w:t>
+        </w:r>
+      </w:ins>
+      <w:ins w:id="48" w:author="PR Preview" w:date="2026-01-01T00:00:00Z">
+        <w:r>
+          <w:t xml:space="preserve"> </w:t>
+        </w:r>
+      </w:ins>
+      <w:ins w:id="49" w:author="PR Preview" w:date="2026-01-01T00:00:00Z">
+        <w:r>
+          <w:t xml:space="preserve">package is one great R package that helps multiple collaborators deal with the mess that is working directories within an R project structure.</w:t>
+        </w:r>
+      </w:ins>
+      <w:ins w:id="50" w:author="PR Preview" w:date="2026-01-01T00:00:00Z">
+        <w:r>
+          <w:t xml:space="preserve"> </w:t>
+        </w:r>
+      </w:ins>
+      <w:ins w:id="51" w:author="PR Preview" w:date="2026-01-01T00:00:00Z">
+        <w:r>
+          <w:t xml:space="preserve">Let’s say we have an R project at the path</w:t>
+        </w:r>
+      </w:ins>
+      <w:ins w:id="52" w:author="PR Preview" w:date="2026-01-01T00:00:00Z">
+        <w:r>
+          <w:t xml:space="preserve"> </w:t>
+        </w:r>
+      </w:ins>
+      <w:ins w:id="53" w:author="PR Preview" w:date="2026-01-01T00:00:00Z">
+        <w:r>
+          <w:rPr>
+            <w:rStyle w:val="VerbatimChar"/>
+          </w:rPr>
+          <w:t xml:space="preserve">/home/oski/Some-R-Project</w:t>
+        </w:r>
+      </w:ins>
+      <w:ins w:id="54" w:author="PR Preview" w:date="2026-01-01T00:00:00Z">
+        <w:r>
+          <w:t xml:space="preserve">.</w:t>
+        </w:r>
+      </w:ins>
+      <w:ins w:id="55" w:author="PR Preview" w:date="2026-01-01T00:00:00Z">
+        <w:r>
+          <w:t xml:space="preserve"> </w:t>
+        </w:r>
+      </w:ins>
+      <w:ins w:id="56" w:author="PR Preview" w:date="2026-01-01T00:00:00Z">
+        <w:r>
+          <w:t xml:space="preserve">My collaborator might clone the repository and work with it at some other path, such as</w:t>
+        </w:r>
+      </w:ins>
+      <w:ins w:id="57" w:author="PR Preview" w:date="2026-01-01T00:00:00Z">
+        <w:r>
+          <w:t xml:space="preserve"> </w:t>
+        </w:r>
+      </w:ins>
+      <w:ins w:id="58" w:author="PR Preview" w:date="2026-01-01T00:00:00Z">
+        <w:r>
+          <w:rPr>
+            <w:rStyle w:val="VerbatimChar"/>
+          </w:rPr>
+          <w:t xml:space="preserve">/home/bear/R-Code/Some-R-Project</w:t>
+        </w:r>
+      </w:ins>
+      <w:ins w:id="59" w:author="PR Preview" w:date="2026-01-01T00:00:00Z">
+        <w:r>
+          <w:t xml:space="preserve">.</w:t>
+        </w:r>
+      </w:ins>
+      <w:ins w:id="60" w:author="PR Preview" w:date="2026-01-01T00:00:00Z">
+        <w:r>
+          <w:t xml:space="preserve"> </w:t>
+        </w:r>
+      </w:ins>
+      <w:ins w:id="61" w:author="PR Preview" w:date="2026-01-01T00:00:00Z">
+        <w:r>
+          <w:t xml:space="preserve">Dealing with working directories and paths explicitly can be a very large pain, and as you might imagine, setting up a Config with paths requires those paths to flexibly work for all contributors to a project.</w:t>
+        </w:r>
+      </w:ins>
+      <w:ins w:id="62" w:author="PR Preview" w:date="2026-01-01T00:00:00Z">
+        <w:r>
+          <w:t xml:space="preserve"> </w:t>
+        </w:r>
+      </w:ins>
+      <w:ins w:id="63" w:author="PR Preview" w:date="2026-01-01T00:00:00Z">
+        <w:r>
+          <w:t xml:space="preserve">This is where the</w:t>
+        </w:r>
+      </w:ins>
+      <w:ins w:id="64" w:author="PR Preview" w:date="2026-01-01T00:00:00Z">
+        <w:r>
+          <w:t xml:space="preserve"> </w:t>
+        </w:r>
+      </w:ins>
+      <w:ins w:id="65" w:author="PR Preview" w:date="2026-01-01T00:00:00Z">
+        <w:r>
+          <w:rPr>
+            <w:rStyle w:val="VerbatimChar"/>
+          </w:rPr>
+          <w:t xml:space="preserve">here</w:t>
+        </w:r>
+      </w:ins>
+      <w:ins w:id="66" w:author="PR Preview" w:date="2026-01-01T00:00:00Z">
+        <w:r>
+          <w:t xml:space="preserve"> </w:t>
+        </w:r>
+      </w:ins>
+      <w:ins w:id="67" w:author="PR Preview" w:date="2026-01-01T00:00:00Z">
+        <w:r>
+          <w:t xml:space="preserve">package comes in, and</w:t>
+        </w:r>
+      </w:ins>
+      <w:ins w:id="68" w:author="PR Preview" w:date="2026-01-01T00:00:00Z">
+        <w:r>
+          <w:t xml:space="preserve"> </w:t>
+        </w:r>
+      </w:ins>
       <w:hyperlink r:id="rId185">
-        <w:r>
-          <w:rPr>
-            <w:rStyle w:val="Hyperlink"/>
-          </w:rPr>
-          <w:t xml:space="preserve">great vignette describing it</w:t>
-        </w:r>
+        <w:ins w:id="69" w:author="PR Preview" w:date="2026-01-01T00:00:00Z">
+          <w:r>
+            <w:rPr>
+              <w:rStyle w:val="Hyperlink"/>
+            </w:rPr>
+            <w:t xml:space="preserve">here is a great vignette describing it</w:t>
+          </w:r>
+        </w:ins>
       </w:hyperlink>
-      <w:r>
-        <w:t xml:space="preserve">.</w:t>
-      </w:r>
+      <w:ins w:id="70" w:author="PR Preview" w:date="2026-01-01T00:00:00Z">
+        <w:r>
+          <w:t xml:space="preserve">.</w:t>
+        </w:r>
+      </w:ins>
     </w:p>
     <w:p>
       <w:pPr>
@@ -36412,7 +36576,7 @@
         </w:numPr>
       </w:pPr>
       <w:hyperlink r:id="rId307">
-        <w:del w:id="27" w:author="PR Preview" w:date="2026-01-01T00:00:00Z">
+        <w:del w:id="71" w:author="PR Preview" w:date="2026-01-01T00:00:00Z">
           <w:r>
             <w:rPr>
               <w:rStyle w:val="Hyperlink"/>
@@ -36421,12 +36585,12 @@
           </w:r>
         </w:del>
       </w:hyperlink>
-      <w:del w:id="28" w:author="PR Preview" w:date="2026-01-01T00:00:00Z">
+      <w:del w:id="72" w:author="PR Preview" w:date="2026-01-01T00:00:00Z">
         <w:r>
           <w:delText xml:space="preserve"> </w:delText>
         </w:r>
       </w:del>
-      <w:del w:id="29" w:author="PR Preview" w:date="2026-01-01T00:00:00Z">
+      <w:del w:id="73" w:author="PR Preview" w:date="2026-01-01T00:00:00Z">
         <w:r>
           <w:delText xml:space="preserve">(e-book)</w:delText>
         </w:r>
@@ -36441,7 +36605,7 @@
         </w:numPr>
       </w:pPr>
       <w:hyperlink r:id="rId310">
-        <w:ins w:id="30" w:author="PR Preview" w:date="2026-01-01T00:00:00Z">
+        <w:ins w:id="74" w:author="PR Preview" w:date="2026-01-01T00:00:00Z">
           <w:r>
             <w:rPr>
               <w:rStyle w:val="Hyperlink"/>
@@ -36450,12 +36614,12 @@
           </w:r>
         </w:ins>
       </w:hyperlink>
-      <w:ins w:id="31" w:author="PR Preview" w:date="2026-01-01T00:00:00Z">
+      <w:ins w:id="75" w:author="PR Preview" w:date="2026-01-01T00:00:00Z">
         <w:r>
           <w:t xml:space="preserve"> </w:t>
         </w:r>
       </w:ins>
-      <w:ins w:id="32" w:author="PR Preview" w:date="2026-01-01T00:00:00Z">
+      <w:ins w:id="76" w:author="PR Preview" w:date="2026-01-01T00:00:00Z">
         <w:r>
           <w:t xml:space="preserve">(rlang documentation)</w:t>
         </w:r>
@@ -36998,17 +37162,17 @@
       <w:pPr>
         <w:pStyle w:val="FirstParagraph"/>
       </w:pPr>
-      <w:del w:id="33" w:author="PR Preview" w:date="2026-01-01T00:00:00Z">
+      <w:del w:id="77" w:author="PR Preview" w:date="2026-01-01T00:00:00Z">
         <w:r>
           <w:delText xml:space="preserve">There are two major differences between</w:delText>
         </w:r>
       </w:del>
-      <w:del w:id="34" w:author="PR Preview" w:date="2026-01-01T00:00:00Z">
+      <w:del w:id="78" w:author="PR Preview" w:date="2026-01-01T00:00:00Z">
         <w:r>
           <w:delText xml:space="preserve"> </w:delText>
         </w:r>
       </w:del>
-      <w:del w:id="35" w:author="PR Preview" w:date="2026-01-01T00:00:00Z">
+      <w:del w:id="79" w:author="PR Preview" w:date="2026-01-01T00:00:00Z">
         <w:r>
           <w:rPr>
             <w:rStyle w:val="VerbatimChar"/>
@@ -37016,22 +37180,22 @@
           <w:delText xml:space="preserve">mapply()</w:delText>
         </w:r>
       </w:del>
-      <w:del w:id="36" w:author="PR Preview" w:date="2026-01-01T00:00:00Z">
+      <w:del w:id="80" w:author="PR Preview" w:date="2026-01-01T00:00:00Z">
         <w:r>
           <w:delText xml:space="preserve"> </w:delText>
         </w:r>
       </w:del>
-      <w:del w:id="37" w:author="PR Preview" w:date="2026-01-01T00:00:00Z">
+      <w:del w:id="81" w:author="PR Preview" w:date="2026-01-01T00:00:00Z">
         <w:r>
           <w:delText xml:space="preserve">and</w:delText>
         </w:r>
       </w:del>
-      <w:del w:id="38" w:author="PR Preview" w:date="2026-01-01T00:00:00Z">
+      <w:del w:id="82" w:author="PR Preview" w:date="2026-01-01T00:00:00Z">
         <w:r>
           <w:delText xml:space="preserve"> </w:delText>
         </w:r>
       </w:del>
-      <w:del w:id="39" w:author="PR Preview" w:date="2026-01-01T00:00:00Z">
+      <w:del w:id="83" w:author="PR Preview" w:date="2026-01-01T00:00:00Z">
         <w:r>
           <w:rPr>
             <w:rStyle w:val="VerbatimChar"/>
@@ -37039,17 +37203,17 @@
           <w:delText xml:space="preserve">pmap()</w:delText>
         </w:r>
       </w:del>
-      <w:del w:id="40" w:author="PR Preview" w:date="2026-01-01T00:00:00Z">
+      <w:del w:id="84" w:author="PR Preview" w:date="2026-01-01T00:00:00Z">
         <w:r>
           <w:delText xml:space="preserve">. The first difference is that</w:delText>
         </w:r>
       </w:del>
-      <w:del w:id="41" w:author="PR Preview" w:date="2026-01-01T00:00:00Z">
+      <w:del w:id="85" w:author="PR Preview" w:date="2026-01-01T00:00:00Z">
         <w:r>
           <w:delText xml:space="preserve"> </w:delText>
         </w:r>
       </w:del>
-      <w:del w:id="42" w:author="PR Preview" w:date="2026-01-01T00:00:00Z">
+      <w:del w:id="86" w:author="PR Preview" w:date="2026-01-01T00:00:00Z">
         <w:r>
           <w:rPr>
             <w:rStyle w:val="VerbatimChar"/>
@@ -37057,22 +37221,22 @@
           <w:delText xml:space="preserve">mapply()</w:delText>
         </w:r>
       </w:del>
-      <w:del w:id="43" w:author="PR Preview" w:date="2026-01-01T00:00:00Z">
+      <w:del w:id="87" w:author="PR Preview" w:date="2026-01-01T00:00:00Z">
         <w:r>
           <w:delText xml:space="preserve"> </w:delText>
         </w:r>
       </w:del>
-      <w:del w:id="44" w:author="PR Preview" w:date="2026-01-01T00:00:00Z">
+      <w:del w:id="88" w:author="PR Preview" w:date="2026-01-01T00:00:00Z">
         <w:r>
           <w:delText xml:space="preserve">takes seperate lists as its input arguments, while</w:delText>
         </w:r>
       </w:del>
-      <w:del w:id="45" w:author="PR Preview" w:date="2026-01-01T00:00:00Z">
+      <w:del w:id="89" w:author="PR Preview" w:date="2026-01-01T00:00:00Z">
         <w:r>
           <w:delText xml:space="preserve"> </w:delText>
         </w:r>
       </w:del>
-      <w:del w:id="46" w:author="PR Preview" w:date="2026-01-01T00:00:00Z">
+      <w:del w:id="90" w:author="PR Preview" w:date="2026-01-01T00:00:00Z">
         <w:r>
           <w:rPr>
             <w:rStyle w:val="VerbatimChar"/>
@@ -37080,22 +37244,22 @@
           <w:delText xml:space="preserve">pmap()</w:delText>
         </w:r>
       </w:del>
-      <w:del w:id="47" w:author="PR Preview" w:date="2026-01-01T00:00:00Z">
+      <w:del w:id="91" w:author="PR Preview" w:date="2026-01-01T00:00:00Z">
         <w:r>
           <w:delText xml:space="preserve"> </w:delText>
         </w:r>
       </w:del>
-      <w:del w:id="48" w:author="PR Preview" w:date="2026-01-01T00:00:00Z">
+      <w:del w:id="92" w:author="PR Preview" w:date="2026-01-01T00:00:00Z">
         <w:r>
           <w:delText xml:space="preserve">takes a list of list. Secondly, the output of</w:delText>
         </w:r>
       </w:del>
-      <w:del w:id="49" w:author="PR Preview" w:date="2026-01-01T00:00:00Z">
+      <w:del w:id="93" w:author="PR Preview" w:date="2026-01-01T00:00:00Z">
         <w:r>
           <w:delText xml:space="preserve"> </w:delText>
         </w:r>
       </w:del>
-      <w:del w:id="50" w:author="PR Preview" w:date="2026-01-01T00:00:00Z">
+      <w:del w:id="94" w:author="PR Preview" w:date="2026-01-01T00:00:00Z">
         <w:r>
           <w:rPr>
             <w:rStyle w:val="VerbatimChar"/>
@@ -37103,22 +37267,22 @@
           <w:delText xml:space="preserve">mapply()</w:delText>
         </w:r>
       </w:del>
-      <w:del w:id="51" w:author="PR Preview" w:date="2026-01-01T00:00:00Z">
+      <w:del w:id="95" w:author="PR Preview" w:date="2026-01-01T00:00:00Z">
         <w:r>
           <w:delText xml:space="preserve"> </w:delText>
         </w:r>
       </w:del>
-      <w:del w:id="52" w:author="PR Preview" w:date="2026-01-01T00:00:00Z">
+      <w:del w:id="96" w:author="PR Preview" w:date="2026-01-01T00:00:00Z">
         <w:r>
           <w:delText xml:space="preserve">will be in the form of a matrix or an array, but</w:delText>
         </w:r>
       </w:del>
-      <w:del w:id="53" w:author="PR Preview" w:date="2026-01-01T00:00:00Z">
+      <w:del w:id="97" w:author="PR Preview" w:date="2026-01-01T00:00:00Z">
         <w:r>
           <w:delText xml:space="preserve"> </w:delText>
         </w:r>
       </w:del>
-      <w:del w:id="54" w:author="PR Preview" w:date="2026-01-01T00:00:00Z">
+      <w:del w:id="98" w:author="PR Preview" w:date="2026-01-01T00:00:00Z">
         <w:r>
           <w:rPr>
             <w:rStyle w:val="VerbatimChar"/>
@@ -37126,12 +37290,12 @@
           <w:delText xml:space="preserve">pmap()</w:delText>
         </w:r>
       </w:del>
-      <w:del w:id="55" w:author="PR Preview" w:date="2026-01-01T00:00:00Z">
+      <w:del w:id="99" w:author="PR Preview" w:date="2026-01-01T00:00:00Z">
         <w:r>
           <w:delText xml:space="preserve"> </w:delText>
         </w:r>
       </w:del>
-      <w:del w:id="56" w:author="PR Preview" w:date="2026-01-01T00:00:00Z">
+      <w:del w:id="100" w:author="PR Preview" w:date="2026-01-01T00:00:00Z">
         <w:r>
           <w:delText xml:space="preserve">produces a list directly.</w:delText>
         </w:r>
@@ -37141,17 +37305,17 @@
       <w:pPr>
         <w:pStyle w:val="BodyText"/>
       </w:pPr>
-      <w:del w:id="57" w:author="PR Preview" w:date="2026-01-01T00:00:00Z">
+      <w:del w:id="101" w:author="PR Preview" w:date="2026-01-01T00:00:00Z">
         <w:r>
           <w:delText xml:space="preserve">However, when</w:delText>
         </w:r>
       </w:del>
-      <w:del w:id="58" w:author="PR Preview" w:date="2026-01-01T00:00:00Z">
+      <w:del w:id="102" w:author="PR Preview" w:date="2026-01-01T00:00:00Z">
         <w:r>
           <w:delText xml:space="preserve"> </w:delText>
         </w:r>
       </w:del>
-      <w:del w:id="59" w:author="PR Preview" w:date="2026-01-01T00:00:00Z">
+      <w:del w:id="103" w:author="PR Preview" w:date="2026-01-01T00:00:00Z">
         <w:r>
           <w:rPr>
             <w:b/>
@@ -37160,7 +37324,7 @@
           <w:delText xml:space="preserve">the input lists are of different lengths AND/OR the wrapper function doesn’t take arguments in pairs,</w:delText>
         </w:r>
       </w:del>
-      <w:del w:id="60" w:author="PR Preview" w:date="2026-01-01T00:00:00Z">
+      <w:del w:id="104" w:author="PR Preview" w:date="2026-01-01T00:00:00Z">
         <w:r>
           <w:rPr>
             <w:b/>
@@ -37169,7 +37333,7 @@
           <w:delText xml:space="preserve"> </w:delText>
         </w:r>
       </w:del>
-      <w:del w:id="61" w:author="PR Preview" w:date="2026-01-01T00:00:00Z">
+      <w:del w:id="105" w:author="PR Preview" w:date="2026-01-01T00:00:00Z">
         <w:r>
           <w:rPr>
             <w:rStyle w:val="VerbatimChar"/>
@@ -37179,7 +37343,7 @@
           <w:delText xml:space="preserve">mapply()</w:delText>
         </w:r>
       </w:del>
-      <w:del w:id="62" w:author="PR Preview" w:date="2026-01-01T00:00:00Z">
+      <w:del w:id="106" w:author="PR Preview" w:date="2026-01-01T00:00:00Z">
         <w:r>
           <w:rPr>
             <w:b/>
@@ -37188,7 +37352,7 @@
           <w:delText xml:space="preserve"> </w:delText>
         </w:r>
       </w:del>
-      <w:del w:id="63" w:author="PR Preview" w:date="2026-01-01T00:00:00Z">
+      <w:del w:id="107" w:author="PR Preview" w:date="2026-01-01T00:00:00Z">
         <w:r>
           <w:rPr>
             <w:b/>
@@ -37197,7 +37361,7 @@
           <w:delText xml:space="preserve">and</w:delText>
         </w:r>
       </w:del>
-      <w:del w:id="64" w:author="PR Preview" w:date="2026-01-01T00:00:00Z">
+      <w:del w:id="108" w:author="PR Preview" w:date="2026-01-01T00:00:00Z">
         <w:r>
           <w:rPr>
             <w:b/>
@@ -37206,7 +37370,7 @@
           <w:delText xml:space="preserve"> </w:delText>
         </w:r>
       </w:del>
-      <w:del w:id="65" w:author="PR Preview" w:date="2026-01-01T00:00:00Z">
+      <w:del w:id="109" w:author="PR Preview" w:date="2026-01-01T00:00:00Z">
         <w:r>
           <w:rPr>
             <w:rStyle w:val="VerbatimChar"/>
@@ -37216,7 +37380,7 @@
           <w:delText xml:space="preserve">pmap()</w:delText>
         </w:r>
       </w:del>
-      <w:del w:id="66" w:author="PR Preview" w:date="2026-01-01T00:00:00Z">
+      <w:del w:id="110" w:author="PR Preview" w:date="2026-01-01T00:00:00Z">
         <w:r>
           <w:rPr>
             <w:b/>
@@ -37225,7 +37389,7 @@
           <w:delText xml:space="preserve"> </w:delText>
         </w:r>
       </w:del>
-      <w:del w:id="67" w:author="PR Preview" w:date="2026-01-01T00:00:00Z">
+      <w:del w:id="111" w:author="PR Preview" w:date="2026-01-01T00:00:00Z">
         <w:r>
           <w:rPr>
             <w:b/>
@@ -37239,17 +37403,17 @@
       <w:pPr>
         <w:pStyle w:val="BodyText"/>
       </w:pPr>
-      <w:del w:id="68" w:author="PR Preview" w:date="2026-01-01T00:00:00Z">
+      <w:del w:id="112" w:author="PR Preview" w:date="2026-01-01T00:00:00Z">
         <w:r>
           <w:delText xml:space="preserve">Both</w:delText>
         </w:r>
       </w:del>
-      <w:del w:id="69" w:author="PR Preview" w:date="2026-01-01T00:00:00Z">
+      <w:del w:id="113" w:author="PR Preview" w:date="2026-01-01T00:00:00Z">
         <w:r>
           <w:delText xml:space="preserve"> </w:delText>
         </w:r>
       </w:del>
-      <w:del w:id="70" w:author="PR Preview" w:date="2026-01-01T00:00:00Z">
+      <w:del w:id="114" w:author="PR Preview" w:date="2026-01-01T00:00:00Z">
         <w:r>
           <w:rPr>
             <w:rStyle w:val="VerbatimChar"/>
@@ -37257,22 +37421,22 @@
           <w:delText xml:space="preserve">mapply()</w:delText>
         </w:r>
       </w:del>
-      <w:del w:id="71" w:author="PR Preview" w:date="2026-01-01T00:00:00Z">
+      <w:del w:id="115" w:author="PR Preview" w:date="2026-01-01T00:00:00Z">
         <w:r>
           <w:delText xml:space="preserve"> </w:delText>
         </w:r>
       </w:del>
-      <w:del w:id="72" w:author="PR Preview" w:date="2026-01-01T00:00:00Z">
+      <w:del w:id="116" w:author="PR Preview" w:date="2026-01-01T00:00:00Z">
         <w:r>
           <w:delText xml:space="preserve">and</w:delText>
         </w:r>
       </w:del>
-      <w:del w:id="73" w:author="PR Preview" w:date="2026-01-01T00:00:00Z">
+      <w:del w:id="117" w:author="PR Preview" w:date="2026-01-01T00:00:00Z">
         <w:r>
           <w:delText xml:space="preserve"> </w:delText>
         </w:r>
       </w:del>
-      <w:del w:id="74" w:author="PR Preview" w:date="2026-01-01T00:00:00Z">
+      <w:del w:id="118" w:author="PR Preview" w:date="2026-01-01T00:00:00Z">
         <w:r>
           <w:rPr>
             <w:rStyle w:val="VerbatimChar"/>
@@ -37280,22 +37444,22 @@
           <w:delText xml:space="preserve">pmap()</w:delText>
         </w:r>
       </w:del>
-      <w:del w:id="75" w:author="PR Preview" w:date="2026-01-01T00:00:00Z">
+      <w:del w:id="119" w:author="PR Preview" w:date="2026-01-01T00:00:00Z">
         <w:r>
           <w:delText xml:space="preserve"> </w:delText>
         </w:r>
       </w:del>
-      <w:del w:id="76" w:author="PR Preview" w:date="2026-01-01T00:00:00Z">
+      <w:del w:id="120" w:author="PR Preview" w:date="2026-01-01T00:00:00Z">
         <w:r>
           <w:delText xml:space="preserve">will recycle shorter input lists to match the length of the longest input list. Assume that now</w:delText>
         </w:r>
       </w:del>
-      <w:del w:id="77" w:author="PR Preview" w:date="2026-01-01T00:00:00Z">
+      <w:del w:id="121" w:author="PR Preview" w:date="2026-01-01T00:00:00Z">
         <w:r>
           <w:delText xml:space="preserve"> </w:delText>
         </w:r>
       </w:del>
-      <w:del w:id="78" w:author="PR Preview" w:date="2026-01-01T00:00:00Z">
+      <w:del w:id="122" w:author="PR Preview" w:date="2026-01-01T00:00:00Z">
         <w:r>
           <w:rPr>
             <w:rStyle w:val="VerbatimChar"/>
@@ -37303,17 +37467,17 @@
           <w:delText xml:space="preserve">mylist2 = list(6:12)</w:delText>
         </w:r>
       </w:del>
-      <w:del w:id="79" w:author="PR Preview" w:date="2026-01-01T00:00:00Z">
+      <w:del w:id="123" w:author="PR Preview" w:date="2026-01-01T00:00:00Z">
         <w:r>
           <w:delText xml:space="preserve">. Then,</w:delText>
         </w:r>
       </w:del>
-      <w:del w:id="80" w:author="PR Preview" w:date="2026-01-01T00:00:00Z">
+      <w:del w:id="124" w:author="PR Preview" w:date="2026-01-01T00:00:00Z">
         <w:r>
           <w:delText xml:space="preserve"> </w:delText>
         </w:r>
       </w:del>
-      <w:del w:id="81" w:author="PR Preview" w:date="2026-01-01T00:00:00Z">
+      <w:del w:id="125" w:author="PR Preview" w:date="2026-01-01T00:00:00Z">
         <w:r>
           <w:rPr>
             <w:rStyle w:val="VerbatimChar"/>
@@ -37321,22 +37485,22 @@
           <w:delText xml:space="preserve">pmap(mylists, square_sum)</w:delText>
         </w:r>
       </w:del>
-      <w:del w:id="82" w:author="PR Preview" w:date="2026-01-01T00:00:00Z">
+      <w:del w:id="126" w:author="PR Preview" w:date="2026-01-01T00:00:00Z">
         <w:r>
           <w:delText xml:space="preserve"> </w:delText>
         </w:r>
       </w:del>
-      <w:del w:id="83" w:author="PR Preview" w:date="2026-01-01T00:00:00Z">
+      <w:del w:id="127" w:author="PR Preview" w:date="2026-01-01T00:00:00Z">
         <w:r>
           <w:delText xml:space="preserve">will generate</w:delText>
         </w:r>
       </w:del>
-      <w:del w:id="84" w:author="PR Preview" w:date="2026-01-01T00:00:00Z">
+      <w:del w:id="128" w:author="PR Preview" w:date="2026-01-01T00:00:00Z">
         <w:r>
           <w:delText xml:space="preserve"> </w:delText>
         </w:r>
       </w:del>
-      <w:del w:id="85" w:author="PR Preview" w:date="2026-01-01T00:00:00Z">
+      <w:del w:id="129" w:author="PR Preview" w:date="2026-01-01T00:00:00Z">
         <w:r>
           <w:rPr>
             <w:rStyle w:val="VerbatimChar"/>
@@ -37344,22 +37508,22 @@
           <w:delText xml:space="preserve">[36  50  68  90 100 122 148]</w:delText>
         </w:r>
       </w:del>
-      <w:del w:id="86" w:author="PR Preview" w:date="2026-01-01T00:00:00Z">
+      <w:del w:id="130" w:author="PR Preview" w:date="2026-01-01T00:00:00Z">
         <w:r>
           <w:delText xml:space="preserve"> </w:delText>
         </w:r>
       </w:del>
-      <w:del w:id="87" w:author="PR Preview" w:date="2026-01-01T00:00:00Z">
+      <w:del w:id="131" w:author="PR Preview" w:date="2026-01-01T00:00:00Z">
         <w:r>
           <w:delText xml:space="preserve">where elements 0, 1, and 2 are recycled to match 10, 11, and 12. And it will return an error message that</w:delText>
         </w:r>
       </w:del>
-      <w:del w:id="88" w:author="PR Preview" w:date="2026-01-01T00:00:00Z">
+      <w:del w:id="132" w:author="PR Preview" w:date="2026-01-01T00:00:00Z">
         <w:r>
           <w:delText xml:space="preserve"> </w:delText>
         </w:r>
       </w:del>
-      <w:del w:id="89" w:author="PR Preview" w:date="2026-01-01T00:00:00Z">
+      <w:del w:id="133" w:author="PR Preview" w:date="2026-01-01T00:00:00Z">
         <w:r>
           <w:delText xml:space="preserve">“longer object length is not a multiple of shorter object length.”</w:delText>
         </w:r>
@@ -37369,17 +37533,17 @@
       <w:pPr>
         <w:pStyle w:val="BodyText"/>
       </w:pPr>
-      <w:del w:id="90" w:author="PR Preview" w:date="2026-01-01T00:00:00Z">
+      <w:del w:id="134" w:author="PR Preview" w:date="2026-01-01T00:00:00Z">
         <w:r>
           <w:delText xml:space="preserve">Thus, unless the recycling pattern described above is desirable feature for a certain experiment design,</w:delText>
         </w:r>
       </w:del>
-      <w:del w:id="91" w:author="PR Preview" w:date="2026-01-01T00:00:00Z">
+      <w:del w:id="135" w:author="PR Preview" w:date="2026-01-01T00:00:00Z">
         <w:r>
           <w:delText xml:space="preserve"> </w:delText>
         </w:r>
       </w:del>
-      <w:del w:id="92" w:author="PR Preview" w:date="2026-01-01T00:00:00Z">
+      <w:del w:id="136" w:author="PR Preview" w:date="2026-01-01T00:00:00Z">
         <w:r>
           <w:rPr>
             <w:b/>
@@ -37388,7 +37552,7 @@
           <w:delText xml:space="preserve">when the input lists are of different lengths, the best practice is probably to use</w:delText>
         </w:r>
       </w:del>
-      <w:del w:id="93" w:author="PR Preview" w:date="2026-01-01T00:00:00Z">
+      <w:del w:id="137" w:author="PR Preview" w:date="2026-01-01T00:00:00Z">
         <w:r>
           <w:rPr>
             <w:b/>
@@ -37397,7 +37561,7 @@
           <w:delText xml:space="preserve"> </w:delText>
         </w:r>
       </w:del>
-      <w:del w:id="94" w:author="PR Preview" w:date="2026-01-01T00:00:00Z">
+      <w:del w:id="138" w:author="PR Preview" w:date="2026-01-01T00:00:00Z">
         <w:r>
           <w:rPr>
             <w:rStyle w:val="VerbatimChar"/>
@@ -37407,7 +37571,7 @@
           <w:delText xml:space="preserve">lapply()</w:delText>
         </w:r>
       </w:del>
-      <w:del w:id="95" w:author="PR Preview" w:date="2026-01-01T00:00:00Z">
+      <w:del w:id="139" w:author="PR Preview" w:date="2026-01-01T00:00:00Z">
         <w:r>
           <w:rPr>
             <w:b/>
@@ -37416,7 +37580,7 @@
           <w:delText xml:space="preserve"> </w:delText>
         </w:r>
       </w:del>
-      <w:del w:id="96" w:author="PR Preview" w:date="2026-01-01T00:00:00Z">
+      <w:del w:id="140" w:author="PR Preview" w:date="2026-01-01T00:00:00Z">
         <w:r>
           <w:rPr>
             <w:b/>
@@ -37430,17 +37594,17 @@
       <w:pPr>
         <w:pStyle w:val="FirstParagraph"/>
       </w:pPr>
-      <w:ins w:id="97" w:author="PR Preview" w:date="2026-01-01T00:00:00Z">
+      <w:ins w:id="141" w:author="PR Preview" w:date="2026-01-01T00:00:00Z">
         <w:r>
           <w:t xml:space="preserve">There are two major differences between</w:t>
         </w:r>
       </w:ins>
-      <w:ins w:id="98" w:author="PR Preview" w:date="2026-01-01T00:00:00Z">
+      <w:ins w:id="142" w:author="PR Preview" w:date="2026-01-01T00:00:00Z">
         <w:r>
           <w:t xml:space="preserve"> </w:t>
         </w:r>
       </w:ins>
-      <w:ins w:id="99" w:author="PR Preview" w:date="2026-01-01T00:00:00Z">
+      <w:ins w:id="143" w:author="PR Preview" w:date="2026-01-01T00:00:00Z">
         <w:r>
           <w:rPr>
             <w:rStyle w:val="VerbatimChar"/>
@@ -37448,22 +37612,22 @@
           <w:t xml:space="preserve">mapply()</w:t>
         </w:r>
       </w:ins>
-      <w:ins w:id="100" w:author="PR Preview" w:date="2026-01-01T00:00:00Z">
+      <w:ins w:id="144" w:author="PR Preview" w:date="2026-01-01T00:00:00Z">
         <w:r>
           <w:t xml:space="preserve"> </w:t>
         </w:r>
       </w:ins>
-      <w:ins w:id="101" w:author="PR Preview" w:date="2026-01-01T00:00:00Z">
+      <w:ins w:id="145" w:author="PR Preview" w:date="2026-01-01T00:00:00Z">
         <w:r>
           <w:t xml:space="preserve">and</w:t>
         </w:r>
       </w:ins>
-      <w:ins w:id="102" w:author="PR Preview" w:date="2026-01-01T00:00:00Z">
+      <w:ins w:id="146" w:author="PR Preview" w:date="2026-01-01T00:00:00Z">
         <w:r>
           <w:t xml:space="preserve"> </w:t>
         </w:r>
       </w:ins>
-      <w:ins w:id="103" w:author="PR Preview" w:date="2026-01-01T00:00:00Z">
+      <w:ins w:id="147" w:author="PR Preview" w:date="2026-01-01T00:00:00Z">
         <w:r>
           <w:rPr>
             <w:rStyle w:val="VerbatimChar"/>
@@ -37471,27 +37635,27 @@
           <w:t xml:space="preserve">pmap()</w:t>
         </w:r>
       </w:ins>
-      <w:ins w:id="104" w:author="PR Preview" w:date="2026-01-01T00:00:00Z">
+      <w:ins w:id="148" w:author="PR Preview" w:date="2026-01-01T00:00:00Z">
         <w:r>
           <w:t xml:space="preserve">.</w:t>
         </w:r>
       </w:ins>
-      <w:ins w:id="105" w:author="PR Preview" w:date="2026-01-01T00:00:00Z">
+      <w:ins w:id="149" w:author="PR Preview" w:date="2026-01-01T00:00:00Z">
         <w:r>
           <w:t xml:space="preserve"> </w:t>
         </w:r>
       </w:ins>
-      <w:ins w:id="106" w:author="PR Preview" w:date="2026-01-01T00:00:00Z">
+      <w:ins w:id="150" w:author="PR Preview" w:date="2026-01-01T00:00:00Z">
         <w:r>
           <w:t xml:space="preserve">The first difference is that</w:t>
         </w:r>
       </w:ins>
-      <w:ins w:id="107" w:author="PR Preview" w:date="2026-01-01T00:00:00Z">
+      <w:ins w:id="151" w:author="PR Preview" w:date="2026-01-01T00:00:00Z">
         <w:r>
           <w:t xml:space="preserve"> </w:t>
         </w:r>
       </w:ins>
-      <w:ins w:id="108" w:author="PR Preview" w:date="2026-01-01T00:00:00Z">
+      <w:ins w:id="152" w:author="PR Preview" w:date="2026-01-01T00:00:00Z">
         <w:r>
           <w:rPr>
             <w:rStyle w:val="VerbatimChar"/>
@@ -37499,22 +37663,22 @@
           <w:t xml:space="preserve">mapply()</w:t>
         </w:r>
       </w:ins>
-      <w:ins w:id="109" w:author="PR Preview" w:date="2026-01-01T00:00:00Z">
+      <w:ins w:id="153" w:author="PR Preview" w:date="2026-01-01T00:00:00Z">
         <w:r>
           <w:t xml:space="preserve"> </w:t>
         </w:r>
       </w:ins>
-      <w:ins w:id="110" w:author="PR Preview" w:date="2026-01-01T00:00:00Z">
+      <w:ins w:id="154" w:author="PR Preview" w:date="2026-01-01T00:00:00Z">
         <w:r>
           <w:t xml:space="preserve">takes separate lists as its input arguments, while</w:t>
         </w:r>
       </w:ins>
-      <w:ins w:id="111" w:author="PR Preview" w:date="2026-01-01T00:00:00Z">
+      <w:ins w:id="155" w:author="PR Preview" w:date="2026-01-01T00:00:00Z">
         <w:r>
           <w:t xml:space="preserve"> </w:t>
         </w:r>
       </w:ins>
-      <w:ins w:id="112" w:author="PR Preview" w:date="2026-01-01T00:00:00Z">
+      <w:ins w:id="156" w:author="PR Preview" w:date="2026-01-01T00:00:00Z">
         <w:r>
           <w:rPr>
             <w:rStyle w:val="VerbatimChar"/>
@@ -37522,32 +37686,32 @@
           <w:t xml:space="preserve">pmap()</w:t>
         </w:r>
       </w:ins>
-      <w:ins w:id="113" w:author="PR Preview" w:date="2026-01-01T00:00:00Z">
+      <w:ins w:id="157" w:author="PR Preview" w:date="2026-01-01T00:00:00Z">
         <w:r>
           <w:t xml:space="preserve"> </w:t>
         </w:r>
       </w:ins>
-      <w:ins w:id="114" w:author="PR Preview" w:date="2026-01-01T00:00:00Z">
+      <w:ins w:id="158" w:author="PR Preview" w:date="2026-01-01T00:00:00Z">
         <w:r>
           <w:t xml:space="preserve">takes a list of lists.</w:t>
         </w:r>
       </w:ins>
-      <w:ins w:id="115" w:author="PR Preview" w:date="2026-01-01T00:00:00Z">
+      <w:ins w:id="159" w:author="PR Preview" w:date="2026-01-01T00:00:00Z">
         <w:r>
           <w:t xml:space="preserve"> </w:t>
         </w:r>
       </w:ins>
-      <w:ins w:id="116" w:author="PR Preview" w:date="2026-01-01T00:00:00Z">
+      <w:ins w:id="160" w:author="PR Preview" w:date="2026-01-01T00:00:00Z">
         <w:r>
           <w:t xml:space="preserve">Secondly,</w:t>
         </w:r>
       </w:ins>
-      <w:ins w:id="117" w:author="PR Preview" w:date="2026-01-01T00:00:00Z">
+      <w:ins w:id="161" w:author="PR Preview" w:date="2026-01-01T00:00:00Z">
         <w:r>
           <w:t xml:space="preserve"> </w:t>
         </w:r>
       </w:ins>
-      <w:ins w:id="118" w:author="PR Preview" w:date="2026-01-01T00:00:00Z">
+      <w:ins w:id="162" w:author="PR Preview" w:date="2026-01-01T00:00:00Z">
         <w:r>
           <w:rPr>
             <w:rStyle w:val="VerbatimChar"/>
@@ -37555,17 +37719,17 @@
           <w:t xml:space="preserve">mapply()</w:t>
         </w:r>
       </w:ins>
-      <w:ins w:id="119" w:author="PR Preview" w:date="2026-01-01T00:00:00Z">
+      <w:ins w:id="163" w:author="PR Preview" w:date="2026-01-01T00:00:00Z">
         <w:r>
           <w:t xml:space="preserve"> </w:t>
         </w:r>
       </w:ins>
-      <w:ins w:id="120" w:author="PR Preview" w:date="2026-01-01T00:00:00Z">
+      <w:ins w:id="164" w:author="PR Preview" w:date="2026-01-01T00:00:00Z">
         <w:r>
           <w:t xml:space="preserve">simplifies its output to a vector, matrix, or array when it can (</w:t>
         </w:r>
       </w:ins>
-      <w:ins w:id="121" w:author="PR Preview" w:date="2026-01-01T00:00:00Z">
+      <w:ins w:id="165" w:author="PR Preview" w:date="2026-01-01T00:00:00Z">
         <w:r>
           <w:rPr>
             <w:rStyle w:val="VerbatimChar"/>
@@ -37573,22 +37737,22 @@
           <w:t xml:space="preserve">SIMPLIFY = TRUE</w:t>
         </w:r>
       </w:ins>
-      <w:ins w:id="122" w:author="PR Preview" w:date="2026-01-01T00:00:00Z">
+      <w:ins w:id="166" w:author="PR Preview" w:date="2026-01-01T00:00:00Z">
         <w:r>
           <w:t xml:space="preserve"> </w:t>
         </w:r>
       </w:ins>
-      <w:ins w:id="123" w:author="PR Preview" w:date="2026-01-01T00:00:00Z">
+      <w:ins w:id="167" w:author="PR Preview" w:date="2026-01-01T00:00:00Z">
         <w:r>
           <w:t xml:space="preserve">is the default) and otherwise returns a list, but</w:t>
         </w:r>
       </w:ins>
-      <w:ins w:id="124" w:author="PR Preview" w:date="2026-01-01T00:00:00Z">
+      <w:ins w:id="168" w:author="PR Preview" w:date="2026-01-01T00:00:00Z">
         <w:r>
           <w:t xml:space="preserve"> </w:t>
         </w:r>
       </w:ins>
-      <w:ins w:id="125" w:author="PR Preview" w:date="2026-01-01T00:00:00Z">
+      <w:ins w:id="169" w:author="PR Preview" w:date="2026-01-01T00:00:00Z">
         <w:r>
           <w:rPr>
             <w:rStyle w:val="VerbatimChar"/>
@@ -37596,12 +37760,12 @@
           <w:t xml:space="preserve">pmap()</w:t>
         </w:r>
       </w:ins>
-      <w:ins w:id="126" w:author="PR Preview" w:date="2026-01-01T00:00:00Z">
+      <w:ins w:id="170" w:author="PR Preview" w:date="2026-01-01T00:00:00Z">
         <w:r>
           <w:t xml:space="preserve"> </w:t>
         </w:r>
       </w:ins>
-      <w:ins w:id="127" w:author="PR Preview" w:date="2026-01-01T00:00:00Z">
+      <w:ins w:id="171" w:author="PR Preview" w:date="2026-01-01T00:00:00Z">
         <w:r>
           <w:t xml:space="preserve">always returns a list.</w:t>
         </w:r>
@@ -37611,17 +37775,17 @@
       <w:pPr>
         <w:pStyle w:val="BodyText"/>
       </w:pPr>
-      <w:ins w:id="128" w:author="PR Preview" w:date="2026-01-01T00:00:00Z">
+      <w:ins w:id="172" w:author="PR Preview" w:date="2026-01-01T00:00:00Z">
         <w:r>
           <w:t xml:space="preserve">However, when</w:t>
         </w:r>
       </w:ins>
-      <w:ins w:id="129" w:author="PR Preview" w:date="2026-01-01T00:00:00Z">
+      <w:ins w:id="173" w:author="PR Preview" w:date="2026-01-01T00:00:00Z">
         <w:r>
           <w:t xml:space="preserve"> </w:t>
         </w:r>
       </w:ins>
-      <w:ins w:id="130" w:author="PR Preview" w:date="2026-01-01T00:00:00Z">
+      <w:ins w:id="174" w:author="PR Preview" w:date="2026-01-01T00:00:00Z">
         <w:r>
           <w:rPr>
             <w:b/>
@@ -37630,7 +37794,7 @@
           <w:t xml:space="preserve">the input lists, or the vectors inside them, are of different lengths AND/OR the wrapper function doesn’t take arguments in pairs,</w:t>
         </w:r>
       </w:ins>
-      <w:ins w:id="131" w:author="PR Preview" w:date="2026-01-01T00:00:00Z">
+      <w:ins w:id="175" w:author="PR Preview" w:date="2026-01-01T00:00:00Z">
         <w:r>
           <w:rPr>
             <w:b/>
@@ -37639,7 +37803,7 @@
           <w:t xml:space="preserve"> </w:t>
         </w:r>
       </w:ins>
-      <w:ins w:id="132" w:author="PR Preview" w:date="2026-01-01T00:00:00Z">
+      <w:ins w:id="176" w:author="PR Preview" w:date="2026-01-01T00:00:00Z">
         <w:r>
           <w:rPr>
             <w:rStyle w:val="VerbatimChar"/>
@@ -37649,7 +37813,7 @@
           <w:t xml:space="preserve">mapply()</w:t>
         </w:r>
       </w:ins>
-      <w:ins w:id="133" w:author="PR Preview" w:date="2026-01-01T00:00:00Z">
+      <w:ins w:id="177" w:author="PR Preview" w:date="2026-01-01T00:00:00Z">
         <w:r>
           <w:rPr>
             <w:b/>
@@ -37658,7 +37822,7 @@
           <w:t xml:space="preserve"> </w:t>
         </w:r>
       </w:ins>
-      <w:ins w:id="134" w:author="PR Preview" w:date="2026-01-01T00:00:00Z">
+      <w:ins w:id="178" w:author="PR Preview" w:date="2026-01-01T00:00:00Z">
         <w:r>
           <w:rPr>
             <w:b/>
@@ -37667,7 +37831,7 @@
           <w:t xml:space="preserve">and</w:t>
         </w:r>
       </w:ins>
-      <w:ins w:id="135" w:author="PR Preview" w:date="2026-01-01T00:00:00Z">
+      <w:ins w:id="179" w:author="PR Preview" w:date="2026-01-01T00:00:00Z">
         <w:r>
           <w:rPr>
             <w:b/>
@@ -37676,7 +37840,7 @@
           <w:t xml:space="preserve"> </w:t>
         </w:r>
       </w:ins>
-      <w:ins w:id="136" w:author="PR Preview" w:date="2026-01-01T00:00:00Z">
+      <w:ins w:id="180" w:author="PR Preview" w:date="2026-01-01T00:00:00Z">
         <w:r>
           <w:rPr>
             <w:rStyle w:val="VerbatimChar"/>
@@ -37686,7 +37850,7 @@
           <w:t xml:space="preserve">pmap()</w:t>
         </w:r>
       </w:ins>
-      <w:ins w:id="137" w:author="PR Preview" w:date="2026-01-01T00:00:00Z">
+      <w:ins w:id="181" w:author="PR Preview" w:date="2026-01-01T00:00:00Z">
         <w:r>
           <w:rPr>
             <w:b/>
@@ -37695,7 +37859,7 @@
           <w:t xml:space="preserve"> </w:t>
         </w:r>
       </w:ins>
-      <w:ins w:id="138" w:author="PR Preview" w:date="2026-01-01T00:00:00Z">
+      <w:ins w:id="182" w:author="PR Preview" w:date="2026-01-01T00:00:00Z">
         <w:r>
           <w:rPr>
             <w:b/>
@@ -37709,7 +37873,7 @@
       <w:pPr>
         <w:pStyle w:val="BodyText"/>
       </w:pPr>
-      <w:ins w:id="139" w:author="PR Preview" w:date="2026-01-01T00:00:00Z">
+      <w:ins w:id="183" w:author="PR Preview" w:date="2026-01-01T00:00:00Z">
         <w:r>
           <w:rPr>
             <w:rStyle w:val="VerbatimChar"/>
@@ -37717,22 +37881,22 @@
           <w:t xml:space="preserve">mapply()</w:t>
         </w:r>
       </w:ins>
-      <w:ins w:id="140" w:author="PR Preview" w:date="2026-01-01T00:00:00Z">
+      <w:ins w:id="184" w:author="PR Preview" w:date="2026-01-01T00:00:00Z">
         <w:r>
           <w:t xml:space="preserve"> </w:t>
         </w:r>
       </w:ins>
-      <w:ins w:id="141" w:author="PR Preview" w:date="2026-01-01T00:00:00Z">
+      <w:ins w:id="185" w:author="PR Preview" w:date="2026-01-01T00:00:00Z">
         <w:r>
           <w:t xml:space="preserve">recycles shorter inputs to the length of the longest input, while</w:t>
         </w:r>
       </w:ins>
-      <w:ins w:id="142" w:author="PR Preview" w:date="2026-01-01T00:00:00Z">
+      <w:ins w:id="186" w:author="PR Preview" w:date="2026-01-01T00:00:00Z">
         <w:r>
           <w:t xml:space="preserve"> </w:t>
         </w:r>
       </w:ins>
-      <w:ins w:id="143" w:author="PR Preview" w:date="2026-01-01T00:00:00Z">
+      <w:ins w:id="187" w:author="PR Preview" w:date="2026-01-01T00:00:00Z">
         <w:r>
           <w:rPr>
             <w:rStyle w:val="VerbatimChar"/>
@@ -37740,32 +37904,32 @@
           <w:t xml:space="preserve">pmap()</w:t>
         </w:r>
       </w:ins>
-      <w:ins w:id="144" w:author="PR Preview" w:date="2026-01-01T00:00:00Z">
+      <w:ins w:id="188" w:author="PR Preview" w:date="2026-01-01T00:00:00Z">
         <w:r>
           <w:t xml:space="preserve"> </w:t>
         </w:r>
       </w:ins>
-      <w:ins w:id="145" w:author="PR Preview" w:date="2026-01-01T00:00:00Z">
+      <w:ins w:id="189" w:author="PR Preview" w:date="2026-01-01T00:00:00Z">
         <w:r>
           <w:t xml:space="preserve">recycles only inputs of length 1 and requires all other inputs to have the same length.</w:t>
         </w:r>
       </w:ins>
-      <w:ins w:id="146" w:author="PR Preview" w:date="2026-01-01T00:00:00Z">
+      <w:ins w:id="190" w:author="PR Preview" w:date="2026-01-01T00:00:00Z">
         <w:r>
           <w:t xml:space="preserve"> </w:t>
         </w:r>
       </w:ins>
-      <w:ins w:id="147" w:author="PR Preview" w:date="2026-01-01T00:00:00Z">
+      <w:ins w:id="191" w:author="PR Preview" w:date="2026-01-01T00:00:00Z">
         <w:r>
           <w:t xml:space="preserve">In the example above,</w:t>
         </w:r>
       </w:ins>
-      <w:ins w:id="148" w:author="PR Preview" w:date="2026-01-01T00:00:00Z">
+      <w:ins w:id="192" w:author="PR Preview" w:date="2026-01-01T00:00:00Z">
         <w:r>
           <w:t xml:space="preserve"> </w:t>
         </w:r>
       </w:ins>
-      <w:ins w:id="149" w:author="PR Preview" w:date="2026-01-01T00:00:00Z">
+      <w:ins w:id="193" w:author="PR Preview" w:date="2026-01-01T00:00:00Z">
         <w:r>
           <w:rPr>
             <w:rStyle w:val="VerbatimChar"/>
@@ -37773,22 +37937,22 @@
           <w:t xml:space="preserve">mylist1</w:t>
         </w:r>
       </w:ins>
-      <w:ins w:id="150" w:author="PR Preview" w:date="2026-01-01T00:00:00Z">
+      <w:ins w:id="194" w:author="PR Preview" w:date="2026-01-01T00:00:00Z">
         <w:r>
           <w:t xml:space="preserve"> </w:t>
         </w:r>
       </w:ins>
-      <w:ins w:id="151" w:author="PR Preview" w:date="2026-01-01T00:00:00Z">
+      <w:ins w:id="195" w:author="PR Preview" w:date="2026-01-01T00:00:00Z">
         <w:r>
           <w:t xml:space="preserve">and</w:t>
         </w:r>
       </w:ins>
-      <w:ins w:id="152" w:author="PR Preview" w:date="2026-01-01T00:00:00Z">
+      <w:ins w:id="196" w:author="PR Preview" w:date="2026-01-01T00:00:00Z">
         <w:r>
           <w:t xml:space="preserve"> </w:t>
         </w:r>
       </w:ins>
-      <w:ins w:id="153" w:author="PR Preview" w:date="2026-01-01T00:00:00Z">
+      <w:ins w:id="197" w:author="PR Preview" w:date="2026-01-01T00:00:00Z">
         <w:r>
           <w:rPr>
             <w:rStyle w:val="VerbatimChar"/>
@@ -37796,22 +37960,22 @@
           <w:t xml:space="preserve">mylist2</w:t>
         </w:r>
       </w:ins>
-      <w:ins w:id="154" w:author="PR Preview" w:date="2026-01-01T00:00:00Z">
+      <w:ins w:id="198" w:author="PR Preview" w:date="2026-01-01T00:00:00Z">
         <w:r>
           <w:t xml:space="preserve"> </w:t>
         </w:r>
       </w:ins>
-      <w:ins w:id="155" w:author="PR Preview" w:date="2026-01-01T00:00:00Z">
+      <w:ins w:id="199" w:author="PR Preview" w:date="2026-01-01T00:00:00Z">
         <w:r>
           <w:t xml:space="preserve">each hold a single element (a vector), so both functions make a single call,</w:t>
         </w:r>
       </w:ins>
-      <w:ins w:id="156" w:author="PR Preview" w:date="2026-01-01T00:00:00Z">
+      <w:ins w:id="200" w:author="PR Preview" w:date="2026-01-01T00:00:00Z">
         <w:r>
           <w:t xml:space="preserve"> </w:t>
         </w:r>
       </w:ins>
-      <w:ins w:id="157" w:author="PR Preview" w:date="2026-01-01T00:00:00Z">
+      <w:ins w:id="201" w:author="PR Preview" w:date="2026-01-01T00:00:00Z">
         <w:r>
           <w:rPr>
             <w:rStyle w:val="VerbatimChar"/>
@@ -37819,27 +37983,27 @@
           <w:t xml:space="preserve">square_sum(0:3, 6:9)</w:t>
         </w:r>
       </w:ins>
-      <w:ins w:id="158" w:author="PR Preview" w:date="2026-01-01T00:00:00Z">
+      <w:ins w:id="202" w:author="PR Preview" w:date="2026-01-01T00:00:00Z">
         <w:r>
           <w:t xml:space="preserve">.</w:t>
         </w:r>
       </w:ins>
-      <w:ins w:id="159" w:author="PR Preview" w:date="2026-01-01T00:00:00Z">
+      <w:ins w:id="203" w:author="PR Preview" w:date="2026-01-01T00:00:00Z">
         <w:r>
           <w:t xml:space="preserve"> </w:t>
         </w:r>
       </w:ins>
-      <w:ins w:id="160" w:author="PR Preview" w:date="2026-01-01T00:00:00Z">
+      <w:ins w:id="204" w:author="PR Preview" w:date="2026-01-01T00:00:00Z">
         <w:r>
           <w:t xml:space="preserve">Assume that now</w:t>
         </w:r>
       </w:ins>
-      <w:ins w:id="161" w:author="PR Preview" w:date="2026-01-01T00:00:00Z">
+      <w:ins w:id="205" w:author="PR Preview" w:date="2026-01-01T00:00:00Z">
         <w:r>
           <w:t xml:space="preserve"> </w:t>
         </w:r>
       </w:ins>
-      <w:ins w:id="162" w:author="PR Preview" w:date="2026-01-01T00:00:00Z">
+      <w:ins w:id="206" w:author="PR Preview" w:date="2026-01-01T00:00:00Z">
         <w:r>
           <w:rPr>
             <w:rStyle w:val="VerbatimChar"/>
@@ -37847,27 +38011,27 @@
           <w:t xml:space="preserve">mylist2 = list(6:12)</w:t>
         </w:r>
       </w:ins>
-      <w:ins w:id="163" w:author="PR Preview" w:date="2026-01-01T00:00:00Z">
+      <w:ins w:id="207" w:author="PR Preview" w:date="2026-01-01T00:00:00Z">
         <w:r>
           <w:t xml:space="preserve">.</w:t>
         </w:r>
       </w:ins>
-      <w:ins w:id="164" w:author="PR Preview" w:date="2026-01-01T00:00:00Z">
+      <w:ins w:id="208" w:author="PR Preview" w:date="2026-01-01T00:00:00Z">
         <w:r>
           <w:t xml:space="preserve"> </w:t>
         </w:r>
       </w:ins>
-      <w:ins w:id="165" w:author="PR Preview" w:date="2026-01-01T00:00:00Z">
+      <w:ins w:id="209" w:author="PR Preview" w:date="2026-01-01T00:00:00Z">
         <w:r>
           <w:t xml:space="preserve">Then,</w:t>
         </w:r>
       </w:ins>
-      <w:ins w:id="166" w:author="PR Preview" w:date="2026-01-01T00:00:00Z">
+      <w:ins w:id="210" w:author="PR Preview" w:date="2026-01-01T00:00:00Z">
         <w:r>
           <w:t xml:space="preserve"> </w:t>
         </w:r>
       </w:ins>
-      <w:ins w:id="167" w:author="PR Preview" w:date="2026-01-01T00:00:00Z">
+      <w:ins w:id="211" w:author="PR Preview" w:date="2026-01-01T00:00:00Z">
         <w:r>
           <w:rPr>
             <w:rStyle w:val="VerbatimChar"/>
@@ -37875,22 +38039,22 @@
           <w:t xml:space="preserve">pmap(mylists, square_sum)</w:t>
         </w:r>
       </w:ins>
-      <w:ins w:id="168" w:author="PR Preview" w:date="2026-01-01T00:00:00Z">
+      <w:ins w:id="212" w:author="PR Preview" w:date="2026-01-01T00:00:00Z">
         <w:r>
           <w:t xml:space="preserve"> </w:t>
         </w:r>
       </w:ins>
-      <w:ins w:id="169" w:author="PR Preview" w:date="2026-01-01T00:00:00Z">
+      <w:ins w:id="213" w:author="PR Preview" w:date="2026-01-01T00:00:00Z">
         <w:r>
           <w:t xml:space="preserve">calls</w:t>
         </w:r>
       </w:ins>
-      <w:ins w:id="170" w:author="PR Preview" w:date="2026-01-01T00:00:00Z">
+      <w:ins w:id="214" w:author="PR Preview" w:date="2026-01-01T00:00:00Z">
         <w:r>
           <w:t xml:space="preserve"> </w:t>
         </w:r>
       </w:ins>
-      <w:ins w:id="171" w:author="PR Preview" w:date="2026-01-01T00:00:00Z">
+      <w:ins w:id="215" w:author="PR Preview" w:date="2026-01-01T00:00:00Z">
         <w:r>
           <w:rPr>
             <w:rStyle w:val="VerbatimChar"/>
@@ -37898,17 +38062,17 @@
           <w:t xml:space="preserve">square_sum(0:3, 6:12)</w:t>
         </w:r>
       </w:ins>
-      <w:ins w:id="172" w:author="PR Preview" w:date="2026-01-01T00:00:00Z">
+      <w:ins w:id="216" w:author="PR Preview" w:date="2026-01-01T00:00:00Z">
         <w:r>
           <w:t xml:space="preserve">, and R’s vector arithmetic inside</w:t>
         </w:r>
       </w:ins>
-      <w:ins w:id="173" w:author="PR Preview" w:date="2026-01-01T00:00:00Z">
+      <w:ins w:id="217" w:author="PR Preview" w:date="2026-01-01T00:00:00Z">
         <w:r>
           <w:t xml:space="preserve"> </w:t>
         </w:r>
       </w:ins>
-      <w:ins w:id="174" w:author="PR Preview" w:date="2026-01-01T00:00:00Z">
+      <w:ins w:id="218" w:author="PR Preview" w:date="2026-01-01T00:00:00Z">
         <w:r>
           <w:rPr>
             <w:rStyle w:val="VerbatimChar"/>
@@ -37916,22 +38080,22 @@
           <w:t xml:space="preserve">square_sum()</w:t>
         </w:r>
       </w:ins>
-      <w:ins w:id="175" w:author="PR Preview" w:date="2026-01-01T00:00:00Z">
+      <w:ins w:id="219" w:author="PR Preview" w:date="2026-01-01T00:00:00Z">
         <w:r>
           <w:t xml:space="preserve"> </w:t>
         </w:r>
       </w:ins>
-      <w:ins w:id="176" w:author="PR Preview" w:date="2026-01-01T00:00:00Z">
+      <w:ins w:id="220" w:author="PR Preview" w:date="2026-01-01T00:00:00Z">
         <w:r>
           <w:t xml:space="preserve">recycles</w:t>
         </w:r>
       </w:ins>
-      <w:ins w:id="177" w:author="PR Preview" w:date="2026-01-01T00:00:00Z">
+      <w:ins w:id="221" w:author="PR Preview" w:date="2026-01-01T00:00:00Z">
         <w:r>
           <w:t xml:space="preserve"> </w:t>
         </w:r>
       </w:ins>
-      <w:ins w:id="178" w:author="PR Preview" w:date="2026-01-01T00:00:00Z">
+      <w:ins w:id="222" w:author="PR Preview" w:date="2026-01-01T00:00:00Z">
         <w:r>
           <w:rPr>
             <w:rStyle w:val="VerbatimChar"/>
@@ -37939,17 +38103,17 @@
           <w:t xml:space="preserve">0:3</w:t>
         </w:r>
       </w:ins>
-      <w:ins w:id="179" w:author="PR Preview" w:date="2026-01-01T00:00:00Z">
+      <w:ins w:id="223" w:author="PR Preview" w:date="2026-01-01T00:00:00Z">
         <w:r>
           <w:t xml:space="preserve">, generating</w:t>
         </w:r>
       </w:ins>
-      <w:ins w:id="180" w:author="PR Preview" w:date="2026-01-01T00:00:00Z">
+      <w:ins w:id="224" w:author="PR Preview" w:date="2026-01-01T00:00:00Z">
         <w:r>
           <w:t xml:space="preserve"> </w:t>
         </w:r>
       </w:ins>
-      <w:ins w:id="181" w:author="PR Preview" w:date="2026-01-01T00:00:00Z">
+      <w:ins w:id="225" w:author="PR Preview" w:date="2026-01-01T00:00:00Z">
         <w:r>
           <w:rPr>
             <w:rStyle w:val="VerbatimChar"/>
@@ -37957,32 +38121,32 @@
           <w:t xml:space="preserve">[36  50  68  90 100 122 148]</w:t>
         </w:r>
       </w:ins>
-      <w:ins w:id="182" w:author="PR Preview" w:date="2026-01-01T00:00:00Z">
+      <w:ins w:id="226" w:author="PR Preview" w:date="2026-01-01T00:00:00Z">
         <w:r>
           <w:t xml:space="preserve"> </w:t>
         </w:r>
       </w:ins>
-      <w:ins w:id="183" w:author="PR Preview" w:date="2026-01-01T00:00:00Z">
+      <w:ins w:id="227" w:author="PR Preview" w:date="2026-01-01T00:00:00Z">
         <w:r>
           <w:t xml:space="preserve">where elements 0, 1, and 2 are recycled to match 10, 11, and 12.</w:t>
         </w:r>
       </w:ins>
-      <w:ins w:id="184" w:author="PR Preview" w:date="2026-01-01T00:00:00Z">
+      <w:ins w:id="228" w:author="PR Preview" w:date="2026-01-01T00:00:00Z">
         <w:r>
           <w:t xml:space="preserve"> </w:t>
         </w:r>
       </w:ins>
-      <w:ins w:id="185" w:author="PR Preview" w:date="2026-01-01T00:00:00Z">
+      <w:ins w:id="229" w:author="PR Preview" w:date="2026-01-01T00:00:00Z">
         <w:r>
           <w:t xml:space="preserve">R also gives the warning</w:t>
         </w:r>
       </w:ins>
-      <w:ins w:id="186" w:author="PR Preview" w:date="2026-01-01T00:00:00Z">
+      <w:ins w:id="230" w:author="PR Preview" w:date="2026-01-01T00:00:00Z">
         <w:r>
           <w:t xml:space="preserve"> </w:t>
         </w:r>
       </w:ins>
-      <w:ins w:id="187" w:author="PR Preview" w:date="2026-01-01T00:00:00Z">
+      <w:ins w:id="231" w:author="PR Preview" w:date="2026-01-01T00:00:00Z">
         <w:r>
           <w:t xml:space="preserve">“longer object length is not a multiple of shorter object length.”</w:t>
         </w:r>
@@ -37992,17 +38156,17 @@
       <w:pPr>
         <w:pStyle w:val="BodyText"/>
       </w:pPr>
-      <w:ins w:id="188" w:author="PR Preview" w:date="2026-01-01T00:00:00Z">
-        <w:r>
-          <w:t xml:space="preserve">Thus, unless the recycling pattern described above is desirable feature for a certain experiment design,</w:t>
+      <w:ins w:id="232" w:author="PR Preview" w:date="2026-01-01T00:00:00Z">
+        <w:r>
+          <w:t xml:space="preserve">Thus, unless the recycling pattern described above is a desirable feature for a certain experiment design,</w:t>
         </w:r>
       </w:ins>
-      <w:ins w:id="189" w:author="PR Preview" w:date="2026-01-01T00:00:00Z">
+      <w:ins w:id="233" w:author="PR Preview" w:date="2026-01-01T00:00:00Z">
         <w:r>
           <w:t xml:space="preserve"> </w:t>
         </w:r>
       </w:ins>
-      <w:ins w:id="190" w:author="PR Preview" w:date="2026-01-01T00:00:00Z">
+      <w:ins w:id="234" w:author="PR Preview" w:date="2026-01-01T00:00:00Z">
         <w:r>
           <w:rPr>
             <w:b/>
@@ -38011,7 +38175,7 @@
           <w:t xml:space="preserve">when the input lists, or the vectors inside them, are of different lengths, the best practice is probably to use</w:t>
         </w:r>
       </w:ins>
-      <w:ins w:id="191" w:author="PR Preview" w:date="2026-01-01T00:00:00Z">
+      <w:ins w:id="235" w:author="PR Preview" w:date="2026-01-01T00:00:00Z">
         <w:r>
           <w:rPr>
             <w:b/>
@@ -38020,7 +38184,7 @@
           <w:t xml:space="preserve"> </w:t>
         </w:r>
       </w:ins>
-      <w:ins w:id="192" w:author="PR Preview" w:date="2026-01-01T00:00:00Z">
+      <w:ins w:id="236" w:author="PR Preview" w:date="2026-01-01T00:00:00Z">
         <w:r>
           <w:rPr>
             <w:rStyle w:val="VerbatimChar"/>
@@ -38030,7 +38194,7 @@
           <w:t xml:space="preserve">lapply()</w:t>
         </w:r>
       </w:ins>
-      <w:ins w:id="193" w:author="PR Preview" w:date="2026-01-01T00:00:00Z">
+      <w:ins w:id="237" w:author="PR Preview" w:date="2026-01-01T00:00:00Z">
         <w:r>
           <w:rPr>
             <w:b/>
@@ -38039,7 +38203,7 @@
           <w:t xml:space="preserve"> </w:t>
         </w:r>
       </w:ins>
-      <w:ins w:id="194" w:author="PR Preview" w:date="2026-01-01T00:00:00Z">
+      <w:ins w:id="238" w:author="PR Preview" w:date="2026-01-01T00:00:00Z">
         <w:r>
           <w:rPr>
             <w:b/>
@@ -38588,7 +38752,7 @@
       <w:pPr>
         <w:pStyle w:val="SourceCode"/>
       </w:pPr>
-      <w:del w:id="195" w:author="PR Preview" w:date="2026-01-01T00:00:00Z">
+      <w:del w:id="239" w:author="PR Preview" w:date="2026-01-01T00:00:00Z">
         <w:r>
           <w:rPr>
             <w:rStyle w:val="VerbatimChar"/>
@@ -38596,17 +38760,17 @@
           <w:delText xml:space="preserve">library(parallel)</w:delText>
         </w:r>
       </w:del>
-      <w:del w:id="196" w:author="PR Preview" w:date="2026-01-01T00:00:00Z">
+      <w:del w:id="240" w:author="PR Preview" w:date="2026-01-01T00:00:00Z">
         <w:r>
           <w:br/>
         </w:r>
       </w:del>
-      <w:del w:id="197" w:author="PR Preview" w:date="2026-01-01T00:00:00Z">
+      <w:del w:id="241" w:author="PR Preview" w:date="2026-01-01T00:00:00Z">
         <w:r>
           <w:br/>
         </w:r>
       </w:del>
-      <w:del w:id="198" w:author="PR Preview" w:date="2026-01-01T00:00:00Z">
+      <w:del w:id="242" w:author="PR Preview" w:date="2026-01-01T00:00:00Z">
         <w:r>
           <w:rPr>
             <w:rStyle w:val="VerbatimChar"/>
@@ -38614,12 +38778,12 @@
           <w:delText xml:space="preserve"># Set how many processors will be used to process the list and make cluster</w:delText>
         </w:r>
       </w:del>
-      <w:del w:id="199" w:author="PR Preview" w:date="2026-01-01T00:00:00Z">
+      <w:del w:id="243" w:author="PR Preview" w:date="2026-01-01T00:00:00Z">
         <w:r>
           <w:br/>
         </w:r>
       </w:del>
-      <w:del w:id="200" w:author="PR Preview" w:date="2026-01-01T00:00:00Z">
+      <w:del w:id="244" w:author="PR Preview" w:date="2026-01-01T00:00:00Z">
         <w:r>
           <w:rPr>
             <w:rStyle w:val="VerbatimChar"/>
@@ -38627,12 +38791,12 @@
           <w:delText xml:space="preserve">n_cores &lt;- 4</w:delText>
         </w:r>
       </w:del>
-      <w:del w:id="201" w:author="PR Preview" w:date="2026-01-01T00:00:00Z">
+      <w:del w:id="245" w:author="PR Preview" w:date="2026-01-01T00:00:00Z">
         <w:r>
           <w:br/>
         </w:r>
       </w:del>
-      <w:del w:id="202" w:author="PR Preview" w:date="2026-01-01T00:00:00Z">
+      <w:del w:id="246" w:author="PR Preview" w:date="2026-01-01T00:00:00Z">
         <w:r>
           <w:rPr>
             <w:rStyle w:val="VerbatimChar"/>
@@ -38640,17 +38804,17 @@
           <w:delText xml:space="preserve">cl &lt;- makeCluster(n_cores)</w:delText>
         </w:r>
       </w:del>
-      <w:del w:id="203" w:author="PR Preview" w:date="2026-01-01T00:00:00Z">
+      <w:del w:id="247" w:author="PR Preview" w:date="2026-01-01T00:00:00Z">
         <w:r>
           <w:br/>
         </w:r>
       </w:del>
-      <w:del w:id="204" w:author="PR Preview" w:date="2026-01-01T00:00:00Z">
+      <w:del w:id="248" w:author="PR Preview" w:date="2026-01-01T00:00:00Z">
         <w:r>
           <w:br/>
         </w:r>
       </w:del>
-      <w:del w:id="205" w:author="PR Preview" w:date="2026-01-01T00:00:00Z">
+      <w:del w:id="249" w:author="PR Preview" w:date="2026-01-01T00:00:00Z">
         <w:r>
           <w:rPr>
             <w:rStyle w:val="VerbatimChar"/>
@@ -38658,12 +38822,12 @@
           <w:delText xml:space="preserve">#Use parLapply() to apply func to each element in mylist</w:delText>
         </w:r>
       </w:del>
-      <w:del w:id="206" w:author="PR Preview" w:date="2026-01-01T00:00:00Z">
+      <w:del w:id="250" w:author="PR Preview" w:date="2026-01-01T00:00:00Z">
         <w:r>
           <w:br/>
         </w:r>
       </w:del>
-      <w:del w:id="207" w:author="PR Preview" w:date="2026-01-01T00:00:00Z">
+      <w:del w:id="251" w:author="PR Preview" w:date="2026-01-01T00:00:00Z">
         <w:r>
           <w:rPr>
             <w:rStyle w:val="VerbatimChar"/>
@@ -38671,17 +38835,17 @@
           <w:delText xml:space="preserve">result &lt;- parLapply(cl = cl, x = mylist, FUN = func)</w:delText>
         </w:r>
       </w:del>
-      <w:del w:id="208" w:author="PR Preview" w:date="2026-01-01T00:00:00Z">
+      <w:del w:id="252" w:author="PR Preview" w:date="2026-01-01T00:00:00Z">
         <w:r>
           <w:br/>
         </w:r>
       </w:del>
-      <w:del w:id="209" w:author="PR Preview" w:date="2026-01-01T00:00:00Z">
+      <w:del w:id="253" w:author="PR Preview" w:date="2026-01-01T00:00:00Z">
         <w:r>
           <w:br/>
         </w:r>
       </w:del>
-      <w:del w:id="210" w:author="PR Preview" w:date="2026-01-01T00:00:00Z">
+      <w:del w:id="254" w:author="PR Preview" w:date="2026-01-01T00:00:00Z">
         <w:r>
           <w:rPr>
             <w:rStyle w:val="VerbatimChar"/>
@@ -38689,12 +38853,12 @@
           <w:delText xml:space="preserve">#Stop the parallel processing</w:delText>
         </w:r>
       </w:del>
-      <w:del w:id="211" w:author="PR Preview" w:date="2026-01-01T00:00:00Z">
+      <w:del w:id="255" w:author="PR Preview" w:date="2026-01-01T00:00:00Z">
         <w:r>
           <w:br/>
         </w:r>
       </w:del>
-      <w:del w:id="212" w:author="PR Preview" w:date="2026-01-01T00:00:00Z">
+      <w:del w:id="256" w:author="PR Preview" w:date="2026-01-01T00:00:00Z">
         <w:r>
           <w:rPr>
             <w:rStyle w:val="VerbatimChar"/>
@@ -38707,7 +38871,7 @@
       <w:pPr>
         <w:pStyle w:val="SourceCode"/>
       </w:pPr>
-      <w:ins w:id="213" w:author="PR Preview" w:date="2026-01-01T00:00:00Z">
+      <w:ins w:id="257" w:author="PR Preview" w:date="2026-01-01T00:00:00Z">
         <w:r>
           <w:rPr>
             <w:rStyle w:val="VerbatimChar"/>
@@ -38715,17 +38879,17 @@
           <w:t xml:space="preserve">library(parallel)</w:t>
         </w:r>
       </w:ins>
-      <w:ins w:id="214" w:author="PR Preview" w:date="2026-01-01T00:00:00Z">
+      <w:ins w:id="258" w:author="PR Preview" w:date="2026-01-01T00:00:00Z">
         <w:r>
           <w:br/>
         </w:r>
       </w:ins>
-      <w:ins w:id="215" w:author="PR Preview" w:date="2026-01-01T00:00:00Z">
+      <w:ins w:id="259" w:author="PR Preview" w:date="2026-01-01T00:00:00Z">
         <w:r>
           <w:br/>
         </w:r>
       </w:ins>
-      <w:ins w:id="216" w:author="PR Preview" w:date="2026-01-01T00:00:00Z">
+      <w:ins w:id="260" w:author="PR Preview" w:date="2026-01-01T00:00:00Z">
         <w:r>
           <w:rPr>
             <w:rStyle w:val="VerbatimChar"/>
@@ -38733,12 +38897,12 @@
           <w:t xml:space="preserve"># Set how many processors will be used to process the list and make cluster</w:t>
         </w:r>
       </w:ins>
-      <w:ins w:id="217" w:author="PR Preview" w:date="2026-01-01T00:00:00Z">
+      <w:ins w:id="261" w:author="PR Preview" w:date="2026-01-01T00:00:00Z">
         <w:r>
           <w:br/>
         </w:r>
       </w:ins>
-      <w:ins w:id="218" w:author="PR Preview" w:date="2026-01-01T00:00:00Z">
+      <w:ins w:id="262" w:author="PR Preview" w:date="2026-01-01T00:00:00Z">
         <w:r>
           <w:rPr>
             <w:rStyle w:val="VerbatimChar"/>
@@ -38746,12 +38910,12 @@
           <w:t xml:space="preserve">n_cores &lt;- 4</w:t>
         </w:r>
       </w:ins>
-      <w:ins w:id="219" w:author="PR Preview" w:date="2026-01-01T00:00:00Z">
+      <w:ins w:id="263" w:author="PR Preview" w:date="2026-01-01T00:00:00Z">
         <w:r>
           <w:br/>
         </w:r>
       </w:ins>
-      <w:ins w:id="220" w:author="PR Preview" w:date="2026-01-01T00:00:00Z">
+      <w:ins w:id="264" w:author="PR Preview" w:date="2026-01-01T00:00:00Z">
         <w:r>
           <w:rPr>
             <w:rStyle w:val="VerbatimChar"/>
@@ -38759,17 +38923,17 @@
           <w:t xml:space="preserve">cl &lt;- makeCluster(n_cores)</w:t>
         </w:r>
       </w:ins>
-      <w:ins w:id="221" w:author="PR Preview" w:date="2026-01-01T00:00:00Z">
+      <w:ins w:id="265" w:author="PR Preview" w:date="2026-01-01T00:00:00Z">
         <w:r>
           <w:br/>
         </w:r>
       </w:ins>
-      <w:ins w:id="222" w:author="PR Preview" w:date="2026-01-01T00:00:00Z">
+      <w:ins w:id="266" w:author="PR Preview" w:date="2026-01-01T00:00:00Z">
         <w:r>
           <w:br/>
         </w:r>
       </w:ins>
-      <w:ins w:id="223" w:author="PR Preview" w:date="2026-01-01T00:00:00Z">
+      <w:ins w:id="267" w:author="PR Preview" w:date="2026-01-01T00:00:00Z">
         <w:r>
           <w:rPr>
             <w:rStyle w:val="VerbatimChar"/>
@@ -38777,12 +38941,12 @@
           <w:t xml:space="preserve">#Use parLapply() to apply func to each element in mylist</w:t>
         </w:r>
       </w:ins>
-      <w:ins w:id="224" w:author="PR Preview" w:date="2026-01-01T00:00:00Z">
+      <w:ins w:id="268" w:author="PR Preview" w:date="2026-01-01T00:00:00Z">
         <w:r>
           <w:br/>
         </w:r>
       </w:ins>
-      <w:ins w:id="225" w:author="PR Preview" w:date="2026-01-01T00:00:00Z">
+      <w:ins w:id="269" w:author="PR Preview" w:date="2026-01-01T00:00:00Z">
         <w:r>
           <w:rPr>
             <w:rStyle w:val="VerbatimChar"/>
@@ -38790,17 +38954,17 @@
           <w:t xml:space="preserve">result &lt;- parLapply(cl = cl, X = mylist, fun = func)</w:t>
         </w:r>
       </w:ins>
-      <w:ins w:id="226" w:author="PR Preview" w:date="2026-01-01T00:00:00Z">
+      <w:ins w:id="270" w:author="PR Preview" w:date="2026-01-01T00:00:00Z">
         <w:r>
           <w:br/>
         </w:r>
       </w:ins>
-      <w:ins w:id="227" w:author="PR Preview" w:date="2026-01-01T00:00:00Z">
+      <w:ins w:id="271" w:author="PR Preview" w:date="2026-01-01T00:00:00Z">
         <w:r>
           <w:br/>
         </w:r>
       </w:ins>
-      <w:ins w:id="228" w:author="PR Preview" w:date="2026-01-01T00:00:00Z">
+      <w:ins w:id="272" w:author="PR Preview" w:date="2026-01-01T00:00:00Z">
         <w:r>
           <w:rPr>
             <w:rStyle w:val="VerbatimChar"/>
@@ -38808,12 +38972,12 @@
           <w:t xml:space="preserve">#Stop the parallel processing</w:t>
         </w:r>
       </w:ins>
-      <w:ins w:id="229" w:author="PR Preview" w:date="2026-01-01T00:00:00Z">
+      <w:ins w:id="273" w:author="PR Preview" w:date="2026-01-01T00:00:00Z">
         <w:r>
           <w:br/>
         </w:r>
       </w:ins>
-      <w:ins w:id="230" w:author="PR Preview" w:date="2026-01-01T00:00:00Z">
+      <w:ins w:id="274" w:author="PR Preview" w:date="2026-01-01T00:00:00Z">
         <w:r>
           <w:rPr>
             <w:rStyle w:val="VerbatimChar"/>
@@ -38997,7 +39161,7 @@
       <w:pPr>
         <w:pStyle w:val="Heading4"/>
       </w:pPr>
-      <w:del w:id="231" w:author="PR Preview" w:date="2026-01-01T00:00:00Z">
+      <w:del w:id="275" w:author="PR Preview" w:date="2026-01-01T00:00:00Z">
         <w:r>
           <w:rPr>
             <w:rStyle w:val="VerbatimChar"/>
@@ -39010,17 +39174,17 @@
       <w:pPr>
         <w:pStyle w:val="FirstParagraph"/>
       </w:pPr>
-      <w:del w:id="232" w:author="PR Preview" w:date="2026-01-01T00:00:00Z">
+      <w:del w:id="276" w:author="PR Preview" w:date="2026-01-01T00:00:00Z">
         <w:r>
           <w:delText xml:space="preserve">Below is a generic example of</w:delText>
         </w:r>
       </w:del>
-      <w:del w:id="233" w:author="PR Preview" w:date="2026-01-01T00:00:00Z">
+      <w:del w:id="277" w:author="PR Preview" w:date="2026-01-01T00:00:00Z">
         <w:r>
           <w:delText xml:space="preserve"> </w:delText>
         </w:r>
       </w:del>
-      <w:del w:id="234" w:author="PR Preview" w:date="2026-01-01T00:00:00Z">
+      <w:del w:id="278" w:author="PR Preview" w:date="2026-01-01T00:00:00Z">
         <w:r>
           <w:rPr>
             <w:rStyle w:val="VerbatimChar"/>
@@ -39028,7 +39192,7 @@
           <w:delText xml:space="preserve">future.lapply()</w:delText>
         </w:r>
       </w:del>
-      <w:del w:id="235" w:author="PR Preview" w:date="2026-01-01T00:00:00Z">
+      <w:del w:id="279" w:author="PR Preview" w:date="2026-01-01T00:00:00Z">
         <w:r>
           <w:delText xml:space="preserve">:</w:delText>
         </w:r>
@@ -39038,7 +39202,7 @@
       <w:pPr>
         <w:pStyle w:val="SourceCode"/>
       </w:pPr>
-      <w:del w:id="236" w:author="PR Preview" w:date="2026-01-01T00:00:00Z">
+      <w:del w:id="280" w:author="PR Preview" w:date="2026-01-01T00:00:00Z">
         <w:r>
           <w:rPr>
             <w:rStyle w:val="VerbatimChar"/>
@@ -39046,12 +39210,12 @@
           <w:delText xml:space="preserve">library(future)</w:delText>
         </w:r>
       </w:del>
-      <w:del w:id="237" w:author="PR Preview" w:date="2026-01-01T00:00:00Z">
+      <w:del w:id="281" w:author="PR Preview" w:date="2026-01-01T00:00:00Z">
         <w:r>
           <w:br/>
         </w:r>
       </w:del>
-      <w:del w:id="238" w:author="PR Preview" w:date="2026-01-01T00:00:00Z">
+      <w:del w:id="282" w:author="PR Preview" w:date="2026-01-01T00:00:00Z">
         <w:r>
           <w:rPr>
             <w:rStyle w:val="VerbatimChar"/>
@@ -39059,17 +39223,17 @@
           <w:delText xml:space="preserve">library(future.apply)</w:delText>
         </w:r>
       </w:del>
-      <w:del w:id="239" w:author="PR Preview" w:date="2026-01-01T00:00:00Z">
+      <w:del w:id="283" w:author="PR Preview" w:date="2026-01-01T00:00:00Z">
         <w:r>
           <w:br/>
         </w:r>
       </w:del>
-      <w:del w:id="240" w:author="PR Preview" w:date="2026-01-01T00:00:00Z">
+      <w:del w:id="284" w:author="PR Preview" w:date="2026-01-01T00:00:00Z">
         <w:r>
           <w:br/>
         </w:r>
       </w:del>
-      <w:del w:id="241" w:author="PR Preview" w:date="2026-01-01T00:00:00Z">
+      <w:del w:id="285" w:author="PR Preview" w:date="2026-01-01T00:00:00Z">
         <w:r>
           <w:rPr>
             <w:rStyle w:val="VerbatimChar"/>
@@ -39077,12 +39241,12 @@
           <w:delText xml:space="preserve"># First, plan how the future_lapply() will be resolved</w:delText>
         </w:r>
       </w:del>
-      <w:del w:id="242" w:author="PR Preview" w:date="2026-01-01T00:00:00Z">
+      <w:del w:id="286" w:author="PR Preview" w:date="2026-01-01T00:00:00Z">
         <w:r>
           <w:br/>
         </w:r>
       </w:del>
-      <w:del w:id="243" w:author="PR Preview" w:date="2026-01-01T00:00:00Z">
+      <w:del w:id="287" w:author="PR Preview" w:date="2026-01-01T00:00:00Z">
         <w:r>
           <w:rPr>
             <w:rStyle w:val="VerbatimChar"/>
@@ -39090,12 +39254,12 @@
           <w:delText xml:space="preserve">future::plan(</w:delText>
         </w:r>
       </w:del>
-      <w:del w:id="244" w:author="PR Preview" w:date="2026-01-01T00:00:00Z">
+      <w:del w:id="288" w:author="PR Preview" w:date="2026-01-01T00:00:00Z">
         <w:r>
           <w:br/>
         </w:r>
       </w:del>
-      <w:del w:id="245" w:author="PR Preview" w:date="2026-01-01T00:00:00Z">
+      <w:del w:id="289" w:author="PR Preview" w:date="2026-01-01T00:00:00Z">
         <w:r>
           <w:rPr>
             <w:rStyle w:val="VerbatimChar"/>
@@ -39103,12 +39267,12 @@
           <w:delText xml:space="preserve">  multisession, workers = future::availableCores() - 1</w:delText>
         </w:r>
       </w:del>
-      <w:del w:id="246" w:author="PR Preview" w:date="2026-01-01T00:00:00Z">
+      <w:del w:id="290" w:author="PR Preview" w:date="2026-01-01T00:00:00Z">
         <w:r>
           <w:br/>
         </w:r>
       </w:del>
-      <w:del w:id="247" w:author="PR Preview" w:date="2026-01-01T00:00:00Z">
+      <w:del w:id="291" w:author="PR Preview" w:date="2026-01-01T00:00:00Z">
         <w:r>
           <w:rPr>
             <w:rStyle w:val="VerbatimChar"/>
@@ -39116,17 +39280,17 @@
           <w:delText xml:space="preserve">)</w:delText>
         </w:r>
       </w:del>
-      <w:del w:id="248" w:author="PR Preview" w:date="2026-01-01T00:00:00Z">
+      <w:del w:id="292" w:author="PR Preview" w:date="2026-01-01T00:00:00Z">
         <w:r>
           <w:br/>
         </w:r>
       </w:del>
-      <w:del w:id="249" w:author="PR Preview" w:date="2026-01-01T00:00:00Z">
+      <w:del w:id="293" w:author="PR Preview" w:date="2026-01-01T00:00:00Z">
         <w:r>
           <w:br/>
         </w:r>
       </w:del>
-      <w:del w:id="250" w:author="PR Preview" w:date="2026-01-01T00:00:00Z">
+      <w:del w:id="294" w:author="PR Preview" w:date="2026-01-01T00:00:00Z">
         <w:r>
           <w:rPr>
             <w:rStyle w:val="VerbatimChar"/>
@@ -39134,12 +39298,12 @@
           <w:delText xml:space="preserve"># Use future_lapply() to apply func to each element in mylist</w:delText>
         </w:r>
       </w:del>
-      <w:del w:id="251" w:author="PR Preview" w:date="2026-01-01T00:00:00Z">
+      <w:del w:id="295" w:author="PR Preview" w:date="2026-01-01T00:00:00Z">
         <w:r>
           <w:br/>
         </w:r>
       </w:del>
-      <w:del w:id="252" w:author="PR Preview" w:date="2026-01-01T00:00:00Z">
+      <w:del w:id="296" w:author="PR Preview" w:date="2026-01-01T00:00:00Z">
         <w:r>
           <w:rPr>
             <w:rStyle w:val="VerbatimChar"/>
@@ -39152,7 +39316,7 @@
       <w:pPr>
         <w:pStyle w:val="Heading4"/>
       </w:pPr>
-      <w:ins w:id="253" w:author="PR Preview" w:date="2026-01-01T00:00:00Z">
+      <w:ins w:id="297" w:author="PR Preview" w:date="2026-01-01T00:00:00Z">
         <w:r>
           <w:rPr>
             <w:rStyle w:val="VerbatimChar"/>
@@ -39165,17 +39329,17 @@
       <w:pPr>
         <w:pStyle w:val="FirstParagraph"/>
       </w:pPr>
-      <w:ins w:id="254" w:author="PR Preview" w:date="2026-01-01T00:00:00Z">
+      <w:ins w:id="298" w:author="PR Preview" w:date="2026-01-01T00:00:00Z">
         <w:r>
           <w:t xml:space="preserve">Below is a generic example of</w:t>
         </w:r>
       </w:ins>
-      <w:ins w:id="255" w:author="PR Preview" w:date="2026-01-01T00:00:00Z">
+      <w:ins w:id="299" w:author="PR Preview" w:date="2026-01-01T00:00:00Z">
         <w:r>
           <w:t xml:space="preserve"> </w:t>
         </w:r>
       </w:ins>
-      <w:ins w:id="256" w:author="PR Preview" w:date="2026-01-01T00:00:00Z">
+      <w:ins w:id="300" w:author="PR Preview" w:date="2026-01-01T00:00:00Z">
         <w:r>
           <w:rPr>
             <w:rStyle w:val="VerbatimChar"/>
@@ -39183,7 +39347,7 @@
           <w:t xml:space="preserve">future_lapply()</w:t>
         </w:r>
       </w:ins>
-      <w:ins w:id="257" w:author="PR Preview" w:date="2026-01-01T00:00:00Z">
+      <w:ins w:id="301" w:author="PR Preview" w:date="2026-01-01T00:00:00Z">
         <w:r>
           <w:t xml:space="preserve">:</w:t>
         </w:r>
@@ -39193,7 +39357,7 @@
       <w:pPr>
         <w:pStyle w:val="SourceCode"/>
       </w:pPr>
-      <w:ins w:id="258" w:author="PR Preview" w:date="2026-01-01T00:00:00Z">
+      <w:ins w:id="302" w:author="PR Preview" w:date="2026-01-01T00:00:00Z">
         <w:r>
           <w:rPr>
             <w:rStyle w:val="VerbatimChar"/>
@@ -39201,12 +39365,12 @@
           <w:t xml:space="preserve">library(future)</w:t>
         </w:r>
       </w:ins>
-      <w:ins w:id="259" w:author="PR Preview" w:date="2026-01-01T00:00:00Z">
+      <w:ins w:id="303" w:author="PR Preview" w:date="2026-01-01T00:00:00Z">
         <w:r>
           <w:br/>
         </w:r>
       </w:ins>
-      <w:ins w:id="260" w:author="PR Preview" w:date="2026-01-01T00:00:00Z">
+      <w:ins w:id="304" w:author="PR Preview" w:date="2026-01-01T00:00:00Z">
         <w:r>
           <w:rPr>
             <w:rStyle w:val="VerbatimChar"/>
@@ -39214,17 +39378,17 @@
           <w:t xml:space="preserve">library(future.apply)</w:t>
         </w:r>
       </w:ins>
-      <w:ins w:id="261" w:author="PR Preview" w:date="2026-01-01T00:00:00Z">
+      <w:ins w:id="305" w:author="PR Preview" w:date="2026-01-01T00:00:00Z">
         <w:r>
           <w:br/>
         </w:r>
       </w:ins>
-      <w:ins w:id="262" w:author="PR Preview" w:date="2026-01-01T00:00:00Z">
+      <w:ins w:id="306" w:author="PR Preview" w:date="2026-01-01T00:00:00Z">
         <w:r>
           <w:br/>
         </w:r>
       </w:ins>
-      <w:ins w:id="263" w:author="PR Preview" w:date="2026-01-01T00:00:00Z">
+      <w:ins w:id="307" w:author="PR Preview" w:date="2026-01-01T00:00:00Z">
         <w:r>
           <w:rPr>
             <w:rStyle w:val="VerbatimChar"/>
@@ -39232,12 +39396,12 @@
           <w:t xml:space="preserve"># First, plan how the future_lapply() will be resolved</w:t>
         </w:r>
       </w:ins>
-      <w:ins w:id="264" w:author="PR Preview" w:date="2026-01-01T00:00:00Z">
+      <w:ins w:id="308" w:author="PR Preview" w:date="2026-01-01T00:00:00Z">
         <w:r>
           <w:br/>
         </w:r>
       </w:ins>
-      <w:ins w:id="265" w:author="PR Preview" w:date="2026-01-01T00:00:00Z">
+      <w:ins w:id="309" w:author="PR Preview" w:date="2026-01-01T00:00:00Z">
         <w:r>
           <w:rPr>
             <w:rStyle w:val="VerbatimChar"/>
@@ -39245,12 +39409,12 @@
           <w:t xml:space="preserve">future::plan(</w:t>
         </w:r>
       </w:ins>
-      <w:ins w:id="266" w:author="PR Preview" w:date="2026-01-01T00:00:00Z">
+      <w:ins w:id="310" w:author="PR Preview" w:date="2026-01-01T00:00:00Z">
         <w:r>
           <w:br/>
         </w:r>
       </w:ins>
-      <w:ins w:id="267" w:author="PR Preview" w:date="2026-01-01T00:00:00Z">
+      <w:ins w:id="311" w:author="PR Preview" w:date="2026-01-01T00:00:00Z">
         <w:r>
           <w:rPr>
             <w:rStyle w:val="VerbatimChar"/>
@@ -39258,12 +39422,12 @@
           <w:t xml:space="preserve">  multisession, workers = future::availableCores() - 1</w:t>
         </w:r>
       </w:ins>
-      <w:ins w:id="268" w:author="PR Preview" w:date="2026-01-01T00:00:00Z">
+      <w:ins w:id="312" w:author="PR Preview" w:date="2026-01-01T00:00:00Z">
         <w:r>
           <w:br/>
         </w:r>
       </w:ins>
-      <w:ins w:id="269" w:author="PR Preview" w:date="2026-01-01T00:00:00Z">
+      <w:ins w:id="313" w:author="PR Preview" w:date="2026-01-01T00:00:00Z">
         <w:r>
           <w:rPr>
             <w:rStyle w:val="VerbatimChar"/>
@@ -39271,17 +39435,17 @@
           <w:t xml:space="preserve">)</w:t>
         </w:r>
       </w:ins>
-      <w:ins w:id="270" w:author="PR Preview" w:date="2026-01-01T00:00:00Z">
+      <w:ins w:id="314" w:author="PR Preview" w:date="2026-01-01T00:00:00Z">
         <w:r>
           <w:br/>
         </w:r>
       </w:ins>
-      <w:ins w:id="271" w:author="PR Preview" w:date="2026-01-01T00:00:00Z">
+      <w:ins w:id="315" w:author="PR Preview" w:date="2026-01-01T00:00:00Z">
         <w:r>
           <w:br/>
         </w:r>
       </w:ins>
-      <w:ins w:id="272" w:author="PR Preview" w:date="2026-01-01T00:00:00Z">
+      <w:ins w:id="316" w:author="PR Preview" w:date="2026-01-01T00:00:00Z">
         <w:r>
           <w:rPr>
             <w:rStyle w:val="VerbatimChar"/>
@@ -39289,12 +39453,12 @@
           <w:t xml:space="preserve"># Use future_lapply() to apply func to each element in mylist</w:t>
         </w:r>
       </w:ins>
-      <w:ins w:id="273" w:author="PR Preview" w:date="2026-01-01T00:00:00Z">
+      <w:ins w:id="317" w:author="PR Preview" w:date="2026-01-01T00:00:00Z">
         <w:r>
           <w:br/>
         </w:r>
       </w:ins>
-      <w:ins w:id="274" w:author="PR Preview" w:date="2026-01-01T00:00:00Z">
+      <w:ins w:id="318" w:author="PR Preview" w:date="2026-01-01T00:00:00Z">
         <w:r>
           <w:rPr>
             <w:rStyle w:val="VerbatimChar"/>
